--- a/docs/Исправления_ЛР4.docx
+++ b/docs/Исправления_ЛР4.docx
@@ -1,6 +1,6 @@
 
 <file path=word/document.xml><?xml version="1.0" encoding="utf-8"?>
-<w:document xmlns:wpc="http://schemas.microsoft.com/office/word/2010/wordprocessingCanvas" xmlns:cx="http://schemas.microsoft.com/office/drawing/2014/chartex" xmlns:cx1="http://schemas.microsoft.com/office/drawing/2015/9/8/chartex" xmlns:cx2="http://schemas.microsoft.com/office/drawing/2015/10/21/chartex" xmlns:cx3="http://schemas.microsoft.com/office/drawing/2016/5/9/chartex" xmlns:cx4="http://schemas.microsoft.com/office/drawing/2016/5/10/chartex" xmlns:cx5="http://schemas.microsoft.com/office/drawing/2016/5/11/chartex" xmlns:cx6="http://schemas.microsoft.com/office/drawing/2016/5/12/chartex" xmlns:cx7="http://schemas.microsoft.com/office/drawing/2016/5/13/chartex" xmlns:cx8="http://schemas.microsoft.com/office/drawing/2016/5/14/chartex" xmlns:mc="http://schemas.openxmlformats.org/markup-compatibility/2006" xmlns:aink="http://schemas.microsoft.com/office/drawing/2016/ink" xmlns:am3d="http://schemas.microsoft.com/office/drawing/2017/model3d" xmlns:o="urn:schemas-microsoft-com:office:office" xmlns:oel="http://schemas.microsoft.com/office/2019/extlst" xmlns:r="http://schemas.openxmlformats.org/officeDocument/2006/relationships" xmlns:m="http://schemas.openxmlformats.org/officeDocument/2006/math" xmlns:v="urn:schemas-microsoft-com:vml" xmlns:wp14="http://schemas.microsoft.com/office/word/2010/wordprocessingDrawing" xmlns:wp="http://schemas.openxmlformats.org/drawingml/2006/wordprocessingDrawing" xmlns:w10="urn:schemas-microsoft-com:office:word" xmlns:w="http://schemas.openxmlformats.org/wordprocessingml/2006/main" xmlns:w14="http://schemas.microsoft.com/office/word/2010/wordml" xmlns:w15="http://schemas.microsoft.com/office/word/2012/wordml" xmlns:w16cex="http://schemas.microsoft.com/office/word/2018/wordml/cex" xmlns:w16cid="http://schemas.microsoft.com/office/word/2016/wordml/cid" xmlns:w16="http://schemas.microsoft.com/office/word/2018/wordml" xmlns:w16sdtdh="http://schemas.microsoft.com/office/word/2020/wordml/sdtdatahash" xmlns:w16se="http://schemas.microsoft.com/office/word/2015/wordml/symex" xmlns:wpg="http://schemas.microsoft.com/office/word/2010/wordprocessingGroup" xmlns:wpi="http://schemas.microsoft.com/office/word/2010/wordprocessingInk" xmlns:wne="http://schemas.microsoft.com/office/word/2006/wordml" xmlns:wps="http://schemas.microsoft.com/office/word/2010/wordprocessingShape" mc:Ignorable="w14 w15 w16se w16cid w16 w16cex w16sdtdh wp14">
+<w:document xmlns:wpc="http://schemas.microsoft.com/office/word/2010/wordprocessingCanvas" xmlns:cx="http://schemas.microsoft.com/office/drawing/2014/chartex" xmlns:cx1="http://schemas.microsoft.com/office/drawing/2015/9/8/chartex" xmlns:cx2="http://schemas.microsoft.com/office/drawing/2015/10/21/chartex" xmlns:cx3="http://schemas.microsoft.com/office/drawing/2016/5/9/chartex" xmlns:cx4="http://schemas.microsoft.com/office/drawing/2016/5/10/chartex" xmlns:cx5="http://schemas.microsoft.com/office/drawing/2016/5/11/chartex" xmlns:cx6="http://schemas.microsoft.com/office/drawing/2016/5/12/chartex" xmlns:cx7="http://schemas.microsoft.com/office/drawing/2016/5/13/chartex" xmlns:cx8="http://schemas.microsoft.com/office/drawing/2016/5/14/chartex" xmlns:mc="http://schemas.openxmlformats.org/markup-compatibility/2006" xmlns:aink="http://schemas.microsoft.com/office/drawing/2016/ink" xmlns:am3d="http://schemas.microsoft.com/office/drawing/2017/model3d" xmlns:o="urn:schemas-microsoft-com:office:office" xmlns:oel="http://schemas.microsoft.com/office/2019/extlst" xmlns:r="http://schemas.openxmlformats.org/officeDocument/2006/relationships" xmlns:m="http://schemas.openxmlformats.org/officeDocument/2006/math" xmlns:v="urn:schemas-microsoft-com:vml" xmlns:wp14="http://schemas.microsoft.com/office/word/2010/wordprocessingDrawing" xmlns:wp="http://schemas.openxmlformats.org/drawingml/2006/wordprocessingDrawing" xmlns:w10="urn:schemas-microsoft-com:office:word" xmlns:w="http://schemas.openxmlformats.org/wordprocessingml/2006/main" xmlns:w14="http://schemas.microsoft.com/office/word/2010/wordml" xmlns:w15="http://schemas.microsoft.com/office/word/2012/wordml" xmlns:w16cex="http://schemas.microsoft.com/office/word/2018/wordml/cex" xmlns:w16cid="http://schemas.microsoft.com/office/word/2016/wordml/cid" xmlns:w16="http://schemas.microsoft.com/office/word/2018/wordml" xmlns:w16du="http://schemas.microsoft.com/office/word/2023/wordml/word16du" xmlns:w16sdtdh="http://schemas.microsoft.com/office/word/2020/wordml/sdtdatahash" xmlns:w16sdtfl="http://schemas.microsoft.com/office/word/2024/wordml/sdtformatlock" xmlns:w16se="http://schemas.microsoft.com/office/word/2015/wordml/symex" xmlns:wpg="http://schemas.microsoft.com/office/word/2010/wordprocessingGroup" xmlns:wpi="http://schemas.microsoft.com/office/word/2010/wordprocessingInk" xmlns:wne="http://schemas.microsoft.com/office/word/2006/wordml" xmlns:wps="http://schemas.microsoft.com/office/word/2010/wordprocessingShape" mc:Ignorable="w14 w15 w16se w16cid w16 w16cex w16sdtdh w16sdtfl w16du wp14">
   <w:body>
     <w:p>
       <w:pPr>
@@ -22,15 +22,7 @@
         <w:jc w:val="both"/>
       </w:pPr>
       <w:r>
-        <w:t>Тема: расстояние кометы от Солнца по её координатам на небесной сфере. Исправления сделаны по примеру РПЗ из репозитория курса (</w:t>
-      </w:r>
-      <w:proofErr w:type="spellStart"/>
-      <w:r>
-        <w:t>reports</w:t>
-      </w:r>
-      <w:proofErr w:type="spellEnd"/>
-      <w:r>
-        <w:t>/РПЗ Бромберг ИУ5-54Б). Для каждого замечания указано, что было и что сделано.</w:t>
+        <w:t>Тема: расстояние кометы от Солнца по её координатам на небесной сфере. Исправления сделаны по примеру РПЗ из репозитория курса (reports/РПЗ Бромберг ИУ5-54Б). Для каждого замечания указано, что было и что сделано.</w:t>
       </w:r>
     </w:p>
     <w:p>
@@ -75,15 +67,7 @@
         <w:t xml:space="preserve">Было: </w:t>
       </w:r>
       <w:r>
-        <w:t xml:space="preserve">скриншоты </w:t>
-      </w:r>
-      <w:proofErr w:type="spellStart"/>
-      <w:r>
-        <w:t>Postman</w:t>
-      </w:r>
-      <w:proofErr w:type="spellEnd"/>
-      <w:r>
-        <w:t xml:space="preserve"> сняты во весь экран, текст запроса и ответа на листе получался мелким.</w:t>
+        <w:t>скриншоты Postman сняты во весь экран, текст запроса и ответа на листе получался мелким.</w:t>
       </w:r>
     </w:p>
     <w:p>
@@ -100,15 +84,7 @@
         <w:t xml:space="preserve">Сделано: </w:t>
       </w:r>
       <w:r>
-        <w:t xml:space="preserve">скриншоты пересняты: в </w:t>
-      </w:r>
-      <w:proofErr w:type="spellStart"/>
-      <w:r>
-        <w:t>Postman</w:t>
-      </w:r>
-      <w:proofErr w:type="spellEnd"/>
-      <w:r>
-        <w:t xml:space="preserve"> увеличен размер шрифта и масштаб интерфейса, на каждом скриншоте оставлена только область запроса и ответа, без пустых частей окна.</w:t>
+        <w:t>скриншоты пересняты: в Postman увеличен размер шрифта и масштаб интерфейса, на каждом скриншоте оставлена только область запроса и ответа, без пустых частей окна.</w:t>
       </w:r>
     </w:p>
     <w:p>
@@ -139,23 +115,7 @@
         <w:t xml:space="preserve">Было: </w:t>
       </w:r>
       <w:r>
-        <w:t xml:space="preserve">на части скриншотов была открыта вкладка Body или </w:t>
-      </w:r>
-      <w:proofErr w:type="spellStart"/>
-      <w:r>
-        <w:t>Params</w:t>
-      </w:r>
-      <w:proofErr w:type="spellEnd"/>
-      <w:r>
-        <w:t xml:space="preserve">, и не было видно, передаётся ли заголовок </w:t>
-      </w:r>
-      <w:proofErr w:type="spellStart"/>
-      <w:r>
-        <w:t>Authorization</w:t>
-      </w:r>
-      <w:proofErr w:type="spellEnd"/>
-      <w:r>
-        <w:t>.</w:t>
+        <w:t>на части скриншотов была открыта вкладка Body или Params, и не было видно, передаётся ли заголовок Authorization.</w:t>
       </w:r>
     </w:p>
     <w:p>
@@ -172,39 +132,7 @@
         <w:t xml:space="preserve">Сделано: </w:t>
       </w:r>
       <w:r>
-        <w:t xml:space="preserve">на каждом скриншоте </w:t>
-      </w:r>
-      <w:proofErr w:type="spellStart"/>
-      <w:r>
-        <w:t>Postman</w:t>
-      </w:r>
-      <w:proofErr w:type="spellEnd"/>
-      <w:r>
-        <w:t xml:space="preserve"> открыта вкладка </w:t>
-      </w:r>
-      <w:proofErr w:type="spellStart"/>
-      <w:r>
-        <w:t>Headers</w:t>
-      </w:r>
-      <w:proofErr w:type="spellEnd"/>
-      <w:r>
-        <w:t xml:space="preserve">, и у заголовка </w:t>
-      </w:r>
-      <w:proofErr w:type="spellStart"/>
-      <w:r>
-        <w:t>Authorization</w:t>
-      </w:r>
-      <w:proofErr w:type="spellEnd"/>
-      <w:r>
-        <w:t xml:space="preserve"> со значением </w:t>
-      </w:r>
-      <w:proofErr w:type="spellStart"/>
-      <w:r>
-        <w:t>Bearer</w:t>
-      </w:r>
-      <w:proofErr w:type="spellEnd"/>
-      <w:r>
-        <w:t xml:space="preserve"> и JWT стоит белая галочка — заголовок включён. На запросах гостя галочка снята, и это тоже видно.</w:t>
+        <w:t>на каждом скриншоте Postman открыта вкладка Headers, и у заголовка Authorization со значением Bearer и JWT стоит белая галочка — заголовок включён. На запросах гостя галочка снята, и это тоже видно.</w:t>
       </w:r>
     </w:p>
     <w:p>
@@ -235,112 +163,7 @@
         <w:t xml:space="preserve">Сделано: </w:t>
       </w:r>
       <w:r>
-        <w:t xml:space="preserve">масштаб увеличен через настройки </w:t>
-      </w:r>
-      <w:proofErr w:type="spellStart"/>
-      <w:r>
-        <w:t>Postman</w:t>
-      </w:r>
-      <w:proofErr w:type="spellEnd"/>
-      <w:r>
-        <w:t xml:space="preserve"> (шестерёнка в правом верхнем углу → </w:t>
-      </w:r>
-      <w:proofErr w:type="spellStart"/>
-      <w:r>
-        <w:t>Settings</w:t>
-      </w:r>
-      <w:proofErr w:type="spellEnd"/>
-      <w:r>
-        <w:t xml:space="preserve"> → General → размер шрифта редактора) и сочетанием Ctrl и «+», поэтому текст запросов, заголовков и ответов читается.</w:t>
-      </w:r>
-    </w:p>
-    <w:p>
-      <w:pPr>
-        <w:keepNext/>
-        <w:pBdr>
-          <w:top w:val="dashed" w:sz="6" w:space="6" w:color="C00000"/>
-          <w:left w:val="dashed" w:sz="6" w:space="6" w:color="C00000"/>
-          <w:bottom w:val="dashed" w:sz="6" w:space="6" w:color="C00000"/>
-          <w:right w:val="dashed" w:sz="6" w:space="6" w:color="C00000"/>
-        </w:pBdr>
-        <w:spacing w:before="160" w:after="60"/>
-        <w:jc w:val="center"/>
-      </w:pPr>
-      <w:r>
-        <w:rPr>
-          <w:i/>
-          <w:iCs/>
-          <w:color w:val="C00000"/>
-          <w:sz w:val="24"/>
-          <w:szCs w:val="24"/>
-        </w:rPr>
-        <w:t xml:space="preserve">Вставить пример переснятого скриншота </w:t>
-      </w:r>
-      <w:proofErr w:type="spellStart"/>
-      <w:r>
-        <w:rPr>
-          <w:i/>
-          <w:iCs/>
-          <w:color w:val="C00000"/>
-          <w:sz w:val="24"/>
-          <w:szCs w:val="24"/>
-        </w:rPr>
-        <w:t>Postman</w:t>
-      </w:r>
-      <w:proofErr w:type="spellEnd"/>
-      <w:r>
-        <w:rPr>
-          <w:i/>
-          <w:iCs/>
-          <w:color w:val="C00000"/>
-          <w:sz w:val="24"/>
-          <w:szCs w:val="24"/>
-        </w:rPr>
-        <w:t xml:space="preserve">: вкладка </w:t>
-      </w:r>
-      <w:proofErr w:type="spellStart"/>
-      <w:r>
-        <w:rPr>
-          <w:i/>
-          <w:iCs/>
-          <w:color w:val="C00000"/>
-          <w:sz w:val="24"/>
-          <w:szCs w:val="24"/>
-        </w:rPr>
-        <w:t>Headers</w:t>
-      </w:r>
-      <w:proofErr w:type="spellEnd"/>
-      <w:r>
-        <w:rPr>
-          <w:i/>
-          <w:iCs/>
-          <w:color w:val="C00000"/>
-          <w:sz w:val="24"/>
-          <w:szCs w:val="24"/>
-        </w:rPr>
-        <w:t xml:space="preserve">, </w:t>
-      </w:r>
-      <w:proofErr w:type="spellStart"/>
-      <w:r>
-        <w:rPr>
-          <w:i/>
-          <w:iCs/>
-          <w:color w:val="C00000"/>
-          <w:sz w:val="24"/>
-          <w:szCs w:val="24"/>
-        </w:rPr>
-        <w:t>Authorization</w:t>
-      </w:r>
-      <w:proofErr w:type="spellEnd"/>
-      <w:r>
-        <w:rPr>
-          <w:i/>
-          <w:iCs/>
-          <w:color w:val="C00000"/>
-          <w:sz w:val="24"/>
-          <w:szCs w:val="24"/>
-        </w:rPr>
-        <w:t xml:space="preserve"> с белой галочкой, крупный шрифт</w:t>
+        <w:t>масштаб увеличен через настройки Postman (шестерёнка в правом верхнем углу → Settings → General → размер шрифта редактора) и сочетанием Ctrl и «+», поэтому текст запросов, заголовков и ответов читается.</w:t>
       </w:r>
     </w:p>
     <w:p>
@@ -349,305 +172,12 @@
         <w:jc w:val="center"/>
       </w:pPr>
       <w:r>
-        <w:t xml:space="preserve">Рисунок 1 – запрос в </w:t>
-      </w:r>
-      <w:proofErr w:type="spellStart"/>
-      <w:r>
-        <w:t>Postman</w:t>
-      </w:r>
-      <w:proofErr w:type="spellEnd"/>
-      <w:r>
-        <w:t xml:space="preserve">: заголовок </w:t>
-      </w:r>
-      <w:proofErr w:type="spellStart"/>
-      <w:r>
-        <w:t>Authorization</w:t>
-      </w:r>
-      <w:proofErr w:type="spellEnd"/>
-      <w:r>
-        <w:t xml:space="preserve"> включён, шрифт увеличен</w:t>
-      </w:r>
-    </w:p>
-    <w:p>
-      <w:r>
-        <w:br w:type="page"/>
-      </w:r>
-    </w:p>
-    <w:p>
-      <w:pPr>
-        <w:keepNext/>
-        <w:spacing w:before="240" w:after="120" w:line="360" w:lineRule="auto"/>
-        <w:jc w:val="center"/>
-      </w:pPr>
-      <w:r>
-        <w:rPr>
-          <w:b/>
-          <w:bCs/>
-        </w:rPr>
-        <w:lastRenderedPageBreak/>
-        <w:t>2. Диаграмма последовательности</w:t>
-      </w:r>
-    </w:p>
-    <w:p>
-      <w:pPr>
-        <w:keepNext/>
-        <w:spacing w:before="200" w:line="360" w:lineRule="auto"/>
-        <w:ind w:firstLine="709"/>
-      </w:pPr>
-      <w:r>
-        <w:rPr>
-          <w:b/>
-          <w:bCs/>
-        </w:rPr>
-        <w:t>Замечание: нормальный масштаб; перенос текста линий жизни; зачем столько писать</w:t>
-      </w:r>
-    </w:p>
-    <w:p>
-      <w:pPr>
-        <w:spacing w:line="360" w:lineRule="auto"/>
-        <w:ind w:firstLine="709"/>
-        <w:jc w:val="both"/>
-      </w:pPr>
-      <w:r>
-        <w:rPr>
-          <w:b/>
-          <w:bCs/>
-        </w:rPr>
-        <w:t xml:space="preserve">Было: </w:t>
-      </w:r>
-      <w:r>
-        <w:t>диаграмма шириной около 1100 точек, длинные имена линий жизни в одну строку, в сообщениях — полные адреса с /</w:t>
-      </w:r>
-      <w:proofErr w:type="spellStart"/>
-      <w:r>
-        <w:t>api</w:t>
-      </w:r>
-      <w:proofErr w:type="spellEnd"/>
-      <w:r>
-        <w:t xml:space="preserve"> и длинные списки аргументов, ответы — целые фразы.</w:t>
-      </w:r>
-    </w:p>
-    <w:p>
-      <w:pPr>
-        <w:spacing w:line="360" w:lineRule="auto"/>
-        <w:ind w:firstLine="709"/>
-        <w:jc w:val="both"/>
-      </w:pPr>
-      <w:r>
-        <w:rPr>
-          <w:b/>
-          <w:bCs/>
-        </w:rPr>
-        <w:t xml:space="preserve">Сделано: </w:t>
-      </w:r>
-      <w:r>
-        <w:t>диаграмма уменьшена до 600 точек по ширине и стала компактнее по высоте, имена линий жизни переносятся на две строки («</w:t>
-      </w:r>
-      <w:proofErr w:type="spellStart"/>
-      <w:r>
-        <w:t>Фронтенд</w:t>
-      </w:r>
-      <w:proofErr w:type="spellEnd"/>
-      <w:r>
-        <w:t xml:space="preserve"> (создатель)»). Сообщения сокращены по примеру: адреса без /</w:t>
-      </w:r>
-      <w:proofErr w:type="spellStart"/>
-      <w:r>
-        <w:t>api</w:t>
-      </w:r>
-      <w:proofErr w:type="spellEnd"/>
-      <w:r>
-        <w:t xml:space="preserve"> и без фигурных скобок, только ключевые аргументы (например, </w:t>
-      </w:r>
-      <w:r>
-        <w:rPr>
-          <w:rFonts w:ascii="Consolas" w:eastAsia="Consolas" w:hAnsi="Consolas" w:cs="Consolas"/>
-          <w:sz w:val="24"/>
-          <w:szCs w:val="24"/>
-        </w:rPr>
-        <w:t>PUT /</w:t>
-      </w:r>
-      <w:proofErr w:type="spellStart"/>
-      <w:r>
-        <w:rPr>
-          <w:rFonts w:ascii="Consolas" w:eastAsia="Consolas" w:hAnsi="Consolas" w:cs="Consolas"/>
-          <w:sz w:val="24"/>
-          <w:szCs w:val="24"/>
-        </w:rPr>
-        <w:t>comets</w:t>
-      </w:r>
-      <w:proofErr w:type="spellEnd"/>
-      <w:r>
-        <w:rPr>
-          <w:rFonts w:ascii="Consolas" w:eastAsia="Consolas" w:hAnsi="Consolas" w:cs="Consolas"/>
-          <w:sz w:val="24"/>
-          <w:szCs w:val="24"/>
-        </w:rPr>
-        <w:t>/</w:t>
-      </w:r>
-      <w:proofErr w:type="spellStart"/>
-      <w:r>
-        <w:rPr>
-          <w:rFonts w:ascii="Consolas" w:eastAsia="Consolas" w:hAnsi="Consolas" w:cs="Consolas"/>
-          <w:sz w:val="24"/>
-          <w:szCs w:val="24"/>
-        </w:rPr>
-        <w:t>id</w:t>
-      </w:r>
-      <w:proofErr w:type="spellEnd"/>
-      <w:r>
-        <w:rPr>
-          <w:rFonts w:ascii="Consolas" w:eastAsia="Consolas" w:hAnsi="Consolas" w:cs="Consolas"/>
-          <w:sz w:val="24"/>
-          <w:szCs w:val="24"/>
-        </w:rPr>
-        <w:t>/</w:t>
-      </w:r>
-      <w:proofErr w:type="spellStart"/>
-      <w:proofErr w:type="gramStart"/>
-      <w:r>
-        <w:rPr>
-          <w:rFonts w:ascii="Consolas" w:eastAsia="Consolas" w:hAnsi="Consolas" w:cs="Consolas"/>
-          <w:sz w:val="24"/>
-          <w:szCs w:val="24"/>
-        </w:rPr>
-        <w:t>publish</w:t>
-      </w:r>
-      <w:proofErr w:type="spellEnd"/>
-      <w:r>
-        <w:rPr>
-          <w:rFonts w:ascii="Consolas" w:eastAsia="Consolas" w:hAnsi="Consolas" w:cs="Consolas"/>
-          <w:sz w:val="24"/>
-          <w:szCs w:val="24"/>
-        </w:rPr>
-        <w:t>(</w:t>
-      </w:r>
-      <w:proofErr w:type="spellStart"/>
-      <w:proofErr w:type="gramEnd"/>
-      <w:r>
-        <w:rPr>
-          <w:rFonts w:ascii="Consolas" w:eastAsia="Consolas" w:hAnsi="Consolas" w:cs="Consolas"/>
-          <w:sz w:val="24"/>
-          <w:szCs w:val="24"/>
-        </w:rPr>
-        <w:t>description</w:t>
-      </w:r>
-      <w:proofErr w:type="spellEnd"/>
-      <w:r>
-        <w:rPr>
-          <w:rFonts w:ascii="Consolas" w:eastAsia="Consolas" w:hAnsi="Consolas" w:cs="Consolas"/>
-          <w:sz w:val="24"/>
-          <w:szCs w:val="24"/>
-        </w:rPr>
-        <w:t xml:space="preserve">, </w:t>
-      </w:r>
-      <w:proofErr w:type="spellStart"/>
-      <w:r>
-        <w:rPr>
-          <w:rFonts w:ascii="Consolas" w:eastAsia="Consolas" w:hAnsi="Consolas" w:cs="Consolas"/>
-          <w:sz w:val="24"/>
-          <w:szCs w:val="24"/>
-        </w:rPr>
-        <w:t>period</w:t>
-      </w:r>
-      <w:proofErr w:type="spellEnd"/>
-      <w:r>
-        <w:rPr>
-          <w:rFonts w:ascii="Consolas" w:eastAsia="Consolas" w:hAnsi="Consolas" w:cs="Consolas"/>
-          <w:sz w:val="24"/>
-          <w:szCs w:val="24"/>
-        </w:rPr>
-        <w:t xml:space="preserve">, </w:t>
-      </w:r>
-      <w:proofErr w:type="spellStart"/>
-      <w:r>
-        <w:rPr>
-          <w:rFonts w:ascii="Consolas" w:eastAsia="Consolas" w:hAnsi="Consolas" w:cs="Consolas"/>
-          <w:sz w:val="24"/>
-          <w:szCs w:val="24"/>
-        </w:rPr>
-        <w:t>eccentricity</w:t>
-      </w:r>
-      <w:proofErr w:type="spellEnd"/>
-      <w:r>
-        <w:rPr>
-          <w:rFonts w:ascii="Consolas" w:eastAsia="Consolas" w:hAnsi="Consolas" w:cs="Consolas"/>
-          <w:sz w:val="24"/>
-          <w:szCs w:val="24"/>
-        </w:rPr>
-        <w:t>)</w:t>
-      </w:r>
-      <w:r>
-        <w:t>), ответы — коротко: «JWT», «JSON Список комет», «JSON Черновик».</w:t>
-      </w:r>
-    </w:p>
-    <w:p>
-      <w:pPr>
-        <w:keepNext/>
-        <w:spacing w:before="200" w:line="360" w:lineRule="auto"/>
-        <w:ind w:firstLine="709"/>
-      </w:pPr>
-      <w:r>
-        <w:rPr>
-          <w:b/>
-          <w:bCs/>
-        </w:rPr>
-        <w:t>Замечание: поменяй местами линии жизни</w:t>
-      </w:r>
-    </w:p>
-    <w:p>
-      <w:pPr>
-        <w:spacing w:line="360" w:lineRule="auto"/>
-        <w:ind w:firstLine="709"/>
-        <w:jc w:val="both"/>
-      </w:pPr>
-      <w:r>
-        <w:rPr>
-          <w:b/>
-          <w:bCs/>
-        </w:rPr>
-        <w:t xml:space="preserve">Сделано: </w:t>
-      </w:r>
-      <w:r>
-        <w:t>порядок линий жизни как в примере: «</w:t>
-      </w:r>
-      <w:proofErr w:type="spellStart"/>
-      <w:r>
-        <w:t>Фронтенд</w:t>
-      </w:r>
-      <w:proofErr w:type="spellEnd"/>
-      <w:r>
-        <w:t xml:space="preserve"> (создатель)», «: Домен </w:t>
-      </w:r>
-      <w:proofErr w:type="spellStart"/>
-      <w:r>
-        <w:t>users</w:t>
-      </w:r>
-      <w:proofErr w:type="spellEnd"/>
-      <w:r>
-        <w:t xml:space="preserve">», «: Домен </w:t>
-      </w:r>
-      <w:proofErr w:type="spellStart"/>
-      <w:r>
-        <w:t>comets</w:t>
-      </w:r>
-      <w:proofErr w:type="spellEnd"/>
-      <w:r>
-        <w:t>» — первым идёт домен пользователей, к которому обращается первое сообщение (вход).</w:t>
-      </w:r>
-    </w:p>
-    <w:p>
-      <w:pPr>
-        <w:spacing w:after="200" w:line="360" w:lineRule="auto"/>
-        <w:jc w:val="center"/>
-      </w:pPr>
-      <w:r>
         <w:lastRenderedPageBreak/>
         <w:drawing>
-          <wp:inline distT="0" distB="0" distL="0" distR="0" wp14:anchorId="4454E4F2" wp14:editId="55140E28">
-            <wp:extent cx="6120130" cy="5405120"/>
-            <wp:effectExtent l="0" t="0" r="0" b="5080"/>
-            <wp:docPr id="6" name="Рисунок 6"/>
+          <wp:inline distT="0" distB="0" distL="0" distR="0" wp14:anchorId="5F1C93F8" wp14:editId="238684FF">
+            <wp:extent cx="6120130" cy="3808730"/>
+            <wp:effectExtent l="0" t="0" r="0" b="1270"/>
+            <wp:docPr id="1531050572" name="Рисунок 1"/>
             <wp:cNvGraphicFramePr>
               <a:graphicFrameLocks xmlns:a="http://schemas.openxmlformats.org/drawingml/2006/main" noChangeAspect="1"/>
             </wp:cNvGraphicFramePr>
@@ -655,7 +185,7 @@
               <a:graphicData uri="http://schemas.openxmlformats.org/drawingml/2006/picture">
                 <pic:pic xmlns:pic="http://schemas.openxmlformats.org/drawingml/2006/picture">
                   <pic:nvPicPr>
-                    <pic:cNvPr id="1" name=""/>
+                    <pic:cNvPr id="1531050572" name=""/>
                     <pic:cNvPicPr/>
                   </pic:nvPicPr>
                   <pic:blipFill>
@@ -667,7 +197,7 @@
                   <pic:spPr>
                     <a:xfrm>
                       <a:off x="0" y="0"/>
-                      <a:ext cx="6120130" cy="5405120"/>
+                      <a:ext cx="6120130" cy="3808730"/>
                     </a:xfrm>
                     <a:prstGeom prst="rect">
                       <a:avLst/>
@@ -680,7 +210,7 @@
         </w:drawing>
       </w:r>
       <w:r>
-        <w:t>Рисунок 2 – диаграмма последовательности после исправления</w:t>
+        <w:t>Рисунок 1 – запрос в Postman: заголовок Authorization включён, шрифт увеличен</w:t>
       </w:r>
     </w:p>
     <w:p>
@@ -700,7 +230,7 @@
           <w:bCs/>
         </w:rPr>
         <w:lastRenderedPageBreak/>
-        <w:t>3. Диаграмма классов</w:t>
+        <w:t>2. Диаграмма последовательности</w:t>
       </w:r>
     </w:p>
     <w:p>
@@ -714,7 +244,7 @@
           <w:b/>
           <w:bCs/>
         </w:rPr>
-        <w:t>Замечание: методы не делать такие широкие, всё сократить; покомпактнее</w:t>
+        <w:t>Замечание: нормальный масштаб; перенос текста линий жизни; зачем столько писать</w:t>
       </w:r>
     </w:p>
     <w:p>
@@ -731,7 +261,24 @@
         <w:t xml:space="preserve">Было: </w:t>
       </w:r>
       <w:r>
-        <w:t xml:space="preserve">методы с полными адресами и параметрами, например </w:t>
+        <w:t>диаграмма шириной около 1100 точек, длинные имена линий жизни в одну строку, в сообщениях — полные адреса с /api и длинные списки аргументов, ответы — целые фразы.</w:t>
+      </w:r>
+    </w:p>
+    <w:p>
+      <w:pPr>
+        <w:spacing w:line="360" w:lineRule="auto"/>
+        <w:ind w:firstLine="709"/>
+        <w:jc w:val="both"/>
+      </w:pPr>
+      <w:r>
+        <w:rPr>
+          <w:b/>
+          <w:bCs/>
+        </w:rPr>
+        <w:t xml:space="preserve">Сделано: </w:t>
+      </w:r>
+      <w:r>
+        <w:t xml:space="preserve">диаграмма уменьшена до 600 точек по ширине и стала компактнее по высоте, имена линий жизни переносятся на две строки («Фронтенд (создатель)»). Сообщения сокращены по примеру: адреса без /api и без фигурных скобок, только ключевые аргументы (например, </w:t>
       </w:r>
       <w:r>
         <w:rPr>
@@ -739,238 +286,10 @@
           <w:sz w:val="24"/>
           <w:szCs w:val="24"/>
         </w:rPr>
-        <w:t>+PUT /</w:t>
-      </w:r>
-      <w:proofErr w:type="spellStart"/>
-      <w:r>
-        <w:rPr>
-          <w:rFonts w:ascii="Consolas" w:eastAsia="Consolas" w:hAnsi="Consolas" w:cs="Consolas"/>
-          <w:sz w:val="24"/>
-          <w:szCs w:val="24"/>
-        </w:rPr>
-        <w:t>api</w:t>
-      </w:r>
-      <w:proofErr w:type="spellEnd"/>
-      <w:r>
-        <w:rPr>
-          <w:rFonts w:ascii="Consolas" w:eastAsia="Consolas" w:hAnsi="Consolas" w:cs="Consolas"/>
-          <w:sz w:val="24"/>
-          <w:szCs w:val="24"/>
-        </w:rPr>
-        <w:t>/</w:t>
-      </w:r>
-      <w:proofErr w:type="spellStart"/>
-      <w:r>
-        <w:rPr>
-          <w:rFonts w:ascii="Consolas" w:eastAsia="Consolas" w:hAnsi="Consolas" w:cs="Consolas"/>
-          <w:sz w:val="24"/>
-          <w:szCs w:val="24"/>
-        </w:rPr>
-        <w:t>comets</w:t>
-      </w:r>
-      <w:proofErr w:type="spellEnd"/>
-      <w:r>
-        <w:rPr>
-          <w:rFonts w:ascii="Consolas" w:eastAsia="Consolas" w:hAnsi="Consolas" w:cs="Consolas"/>
-          <w:sz w:val="24"/>
-          <w:szCs w:val="24"/>
-        </w:rPr>
-        <w:t>/{</w:t>
-      </w:r>
-      <w:proofErr w:type="spellStart"/>
-      <w:r>
-        <w:rPr>
-          <w:rFonts w:ascii="Consolas" w:eastAsia="Consolas" w:hAnsi="Consolas" w:cs="Consolas"/>
-          <w:sz w:val="24"/>
-          <w:szCs w:val="24"/>
-        </w:rPr>
-        <w:t>id</w:t>
-      </w:r>
-      <w:proofErr w:type="spellEnd"/>
-      <w:r>
-        <w:rPr>
-          <w:rFonts w:ascii="Consolas" w:eastAsia="Consolas" w:hAnsi="Consolas" w:cs="Consolas"/>
-          <w:sz w:val="24"/>
-          <w:szCs w:val="24"/>
-        </w:rPr>
-        <w:t>}/</w:t>
-      </w:r>
-      <w:proofErr w:type="spellStart"/>
-      <w:proofErr w:type="gramStart"/>
-      <w:r>
-        <w:rPr>
-          <w:rFonts w:ascii="Consolas" w:eastAsia="Consolas" w:hAnsi="Consolas" w:cs="Consolas"/>
-          <w:sz w:val="24"/>
-          <w:szCs w:val="24"/>
-        </w:rPr>
-        <w:t>publish</w:t>
-      </w:r>
-      <w:proofErr w:type="spellEnd"/>
-      <w:r>
-        <w:rPr>
-          <w:rFonts w:ascii="Consolas" w:eastAsia="Consolas" w:hAnsi="Consolas" w:cs="Consolas"/>
-          <w:sz w:val="24"/>
-          <w:szCs w:val="24"/>
-        </w:rPr>
-        <w:t>(</w:t>
-      </w:r>
-      <w:proofErr w:type="spellStart"/>
-      <w:proofErr w:type="gramEnd"/>
-      <w:r>
-        <w:rPr>
-          <w:rFonts w:ascii="Consolas" w:eastAsia="Consolas" w:hAnsi="Consolas" w:cs="Consolas"/>
-          <w:sz w:val="24"/>
-          <w:szCs w:val="24"/>
-        </w:rPr>
-        <w:t>comet_description</w:t>
-      </w:r>
-      <w:proofErr w:type="spellEnd"/>
-      <w:r>
-        <w:rPr>
-          <w:rFonts w:ascii="Consolas" w:eastAsia="Consolas" w:hAnsi="Consolas" w:cs="Consolas"/>
-          <w:sz w:val="24"/>
-          <w:szCs w:val="24"/>
-        </w:rPr>
-        <w:t xml:space="preserve">, </w:t>
-      </w:r>
-      <w:proofErr w:type="spellStart"/>
-      <w:r>
-        <w:rPr>
-          <w:rFonts w:ascii="Consolas" w:eastAsia="Consolas" w:hAnsi="Consolas" w:cs="Consolas"/>
-          <w:sz w:val="24"/>
-          <w:szCs w:val="24"/>
-        </w:rPr>
-        <w:t>orbital_period</w:t>
-      </w:r>
-      <w:proofErr w:type="spellEnd"/>
-      <w:r>
-        <w:rPr>
-          <w:rFonts w:ascii="Consolas" w:eastAsia="Consolas" w:hAnsi="Consolas" w:cs="Consolas"/>
-          <w:sz w:val="24"/>
-          <w:szCs w:val="24"/>
-        </w:rPr>
-        <w:t xml:space="preserve">, </w:t>
-      </w:r>
-      <w:proofErr w:type="spellStart"/>
-      <w:r>
-        <w:rPr>
-          <w:rFonts w:ascii="Consolas" w:eastAsia="Consolas" w:hAnsi="Consolas" w:cs="Consolas"/>
-          <w:sz w:val="24"/>
-          <w:szCs w:val="24"/>
-        </w:rPr>
-        <w:t>orbit_eccentricity</w:t>
-      </w:r>
-      <w:proofErr w:type="spellEnd"/>
-      <w:r>
-        <w:rPr>
-          <w:rFonts w:ascii="Consolas" w:eastAsia="Consolas" w:hAnsi="Consolas" w:cs="Consolas"/>
-          <w:sz w:val="24"/>
-          <w:szCs w:val="24"/>
-        </w:rPr>
-        <w:t>)</w:t>
-      </w:r>
-      <w:r>
-        <w:t>, из-за чего домен был шириной больше половины листа.</w:t>
-      </w:r>
-    </w:p>
-    <w:p>
-      <w:pPr>
-        <w:spacing w:line="360" w:lineRule="auto"/>
-        <w:ind w:firstLine="709"/>
-        <w:jc w:val="both"/>
-      </w:pPr>
-      <w:r>
-        <w:rPr>
-          <w:b/>
-          <w:bCs/>
-        </w:rPr>
-        <w:t xml:space="preserve">Сделано: </w:t>
-      </w:r>
-      <w:r>
-        <w:t>по примеру методы записаны коротко, без /</w:t>
-      </w:r>
-      <w:proofErr w:type="spellStart"/>
-      <w:r>
-        <w:t>api</w:t>
-      </w:r>
-      <w:proofErr w:type="spellEnd"/>
-      <w:r>
-        <w:t xml:space="preserve"> и без параметров: </w:t>
-      </w:r>
-      <w:r>
-        <w:rPr>
-          <w:rFonts w:ascii="Consolas" w:eastAsia="Consolas" w:hAnsi="Consolas" w:cs="Consolas"/>
-          <w:sz w:val="24"/>
-          <w:szCs w:val="24"/>
-        </w:rPr>
-        <w:t>+PUT /</w:t>
-      </w:r>
-      <w:proofErr w:type="spellStart"/>
-      <w:r>
-        <w:rPr>
-          <w:rFonts w:ascii="Consolas" w:eastAsia="Consolas" w:hAnsi="Consolas" w:cs="Consolas"/>
-          <w:sz w:val="24"/>
-          <w:szCs w:val="24"/>
-        </w:rPr>
-        <w:t>comets</w:t>
-      </w:r>
-      <w:proofErr w:type="spellEnd"/>
-      <w:r>
-        <w:rPr>
-          <w:rFonts w:ascii="Consolas" w:eastAsia="Consolas" w:hAnsi="Consolas" w:cs="Consolas"/>
-          <w:sz w:val="24"/>
-          <w:szCs w:val="24"/>
-        </w:rPr>
-        <w:t>/</w:t>
-      </w:r>
-      <w:proofErr w:type="spellStart"/>
-      <w:r>
-        <w:rPr>
-          <w:rFonts w:ascii="Consolas" w:eastAsia="Consolas" w:hAnsi="Consolas" w:cs="Consolas"/>
-          <w:sz w:val="24"/>
-          <w:szCs w:val="24"/>
-        </w:rPr>
-        <w:t>id</w:t>
-      </w:r>
-      <w:proofErr w:type="spellEnd"/>
-      <w:r>
-        <w:rPr>
-          <w:rFonts w:ascii="Consolas" w:eastAsia="Consolas" w:hAnsi="Consolas" w:cs="Consolas"/>
-          <w:sz w:val="24"/>
-          <w:szCs w:val="24"/>
-        </w:rPr>
-        <w:t>/</w:t>
-      </w:r>
-      <w:proofErr w:type="spellStart"/>
-      <w:proofErr w:type="gramStart"/>
-      <w:r>
-        <w:rPr>
-          <w:rFonts w:ascii="Consolas" w:eastAsia="Consolas" w:hAnsi="Consolas" w:cs="Consolas"/>
-          <w:sz w:val="24"/>
-          <w:szCs w:val="24"/>
-        </w:rPr>
-        <w:t>publish</w:t>
-      </w:r>
-      <w:proofErr w:type="spellEnd"/>
-      <w:r>
-        <w:rPr>
-          <w:rFonts w:ascii="Consolas" w:eastAsia="Consolas" w:hAnsi="Consolas" w:cs="Consolas"/>
-          <w:sz w:val="24"/>
-          <w:szCs w:val="24"/>
-        </w:rPr>
-        <w:t>(</w:t>
-      </w:r>
-      <w:proofErr w:type="gramEnd"/>
-      <w:r>
-        <w:rPr>
-          <w:rFonts w:ascii="Consolas" w:eastAsia="Consolas" w:hAnsi="Consolas" w:cs="Consolas"/>
-          <w:sz w:val="24"/>
-          <w:szCs w:val="24"/>
-        </w:rPr>
-        <w:t>)</w:t>
-      </w:r>
-      <w:r>
-        <w:t>. Ширина домена уменьшилась почти в три раза, диаграмма стала компактнее.</w:t>
+        <w:t>PUT /comets/id/publish(description, period, eccentricity)</w:t>
+      </w:r>
+      <w:r>
+        <w:t>), ответы — коротко: «JWT», «JSON Список комет», «JSON Черновик».</w:t>
       </w:r>
     </w:p>
     <w:p>
@@ -984,7 +303,7 @@
           <w:b/>
           <w:bCs/>
         </w:rPr>
-        <w:t>Замечание: интерфейсы исправить по примеру; связи не ломаные</w:t>
+        <w:t>Замечание: поменяй местами линии жизни</w:t>
       </w:r>
     </w:p>
     <w:p>
@@ -998,107 +317,10 @@
           <w:b/>
           <w:bCs/>
         </w:rPr>
-        <w:t xml:space="preserve">Было: </w:t>
-      </w:r>
-      <w:r>
-        <w:t>связи от страниц к интерфейсам шли ломаными линиями под прямыми углами через общую шину, связи таблиц тоже были ломаными.</w:t>
-      </w:r>
-    </w:p>
-    <w:p>
-      <w:pPr>
-        <w:spacing w:line="360" w:lineRule="auto"/>
-        <w:ind w:firstLine="709"/>
-        <w:jc w:val="both"/>
-      </w:pPr>
-      <w:r>
-        <w:rPr>
-          <w:b/>
-          <w:bCs/>
-        </w:rPr>
         <w:t xml:space="preserve">Сделано: </w:t>
       </w:r>
       <w:r>
-        <w:t xml:space="preserve">интерфейсы оформлены как в примере: у каждого домена свой интерфейс — «API </w:t>
-      </w:r>
-      <w:proofErr w:type="spellStart"/>
-      <w:r>
-        <w:t>comets</w:t>
-      </w:r>
-      <w:proofErr w:type="spellEnd"/>
-      <w:r>
-        <w:t xml:space="preserve">» и «API </w:t>
-      </w:r>
-      <w:proofErr w:type="spellStart"/>
-      <w:r>
-        <w:t>users</w:t>
-      </w:r>
-      <w:proofErr w:type="spellEnd"/>
-      <w:r>
-        <w:t xml:space="preserve">», страницы подключаются к интерфейсу своего домена, а домены веб-сервиса его реализуют. Все связи на диаграмме — прямые линии без изломов, в том числе связи таблиц: </w:t>
-      </w:r>
-      <w:proofErr w:type="spellStart"/>
-      <w:r>
-        <w:t>comet_likes</w:t>
-      </w:r>
-      <w:proofErr w:type="spellEnd"/>
-      <w:r>
-        <w:t xml:space="preserve"> расположена над таблицами </w:t>
-      </w:r>
-      <w:proofErr w:type="spellStart"/>
-      <w:r>
-        <w:t>comets</w:t>
-      </w:r>
-      <w:proofErr w:type="spellEnd"/>
-      <w:r>
-        <w:t xml:space="preserve"> и </w:t>
-      </w:r>
-      <w:proofErr w:type="spellStart"/>
-      <w:r>
-        <w:t>users</w:t>
-      </w:r>
-      <w:proofErr w:type="spellEnd"/>
-      <w:r>
-        <w:t>, поэтому все три связи с кратностями прямые. Диаграмма по-прежнему одна и вертикальная: сверху страницы, ниже интерфейсы, домены, модели и таблицы БД.</w:t>
-      </w:r>
-    </w:p>
-    <w:p>
-      <w:pPr>
-        <w:keepNext/>
-        <w:spacing w:before="200" w:line="360" w:lineRule="auto"/>
-        <w:ind w:firstLine="709"/>
-      </w:pPr>
-      <w:r>
-        <w:rPr>
-          <w:b/>
-          <w:bCs/>
-        </w:rPr>
-        <w:t xml:space="preserve">Замечание: страницы сделать </w:t>
-      </w:r>
-      <w:proofErr w:type="spellStart"/>
-      <w:r>
-        <w:rPr>
-          <w:b/>
-          <w:bCs/>
-        </w:rPr>
-        <w:t>шахматно</w:t>
-      </w:r>
-      <w:proofErr w:type="spellEnd"/>
-    </w:p>
-    <w:p>
-      <w:pPr>
-        <w:spacing w:line="360" w:lineRule="auto"/>
-        <w:ind w:firstLine="709"/>
-        <w:jc w:val="both"/>
-      </w:pPr>
-      <w:r>
-        <w:rPr>
-          <w:b/>
-          <w:bCs/>
-        </w:rPr>
-        <w:t xml:space="preserve">Сделано: </w:t>
-      </w:r>
-      <w:r>
-        <w:t>страницы «Лента комет», «Плитка комет», «Добавление кометы» и «Аутентификация» расположены в шахматном порядке — через одну со смещением вниз. Связи от страниц к интерфейсам проходят между соседними страницами и не пересекают их.</w:t>
+        <w:t>порядок линий жизни как в примере: «Фронтенд (создатель)», «: Домен users», «: Домен comets» — первым идёт домен пользователей, к которому обращается первое сообщение (вход).</w:t>
       </w:r>
     </w:p>
     <w:p>
@@ -1112,10 +334,10 @@
         </w:rPr>
         <w:lastRenderedPageBreak/>
         <w:drawing>
-          <wp:inline distT="0" distB="0" distL="0" distR="0" wp14:anchorId="084C16DA" wp14:editId="72B7FAA9">
-            <wp:extent cx="5737624" cy="8734425"/>
-            <wp:effectExtent l="0" t="0" r="0" b="0"/>
-            <wp:docPr id="7" name="Рисунок 7"/>
+          <wp:inline distT="0" distB="0" distL="0" distR="0" wp14:anchorId="4454E4F2" wp14:editId="55140E28">
+            <wp:extent cx="6120130" cy="5405120"/>
+            <wp:effectExtent l="0" t="0" r="0" b="5080"/>
+            <wp:docPr id="6" name="Рисунок 6"/>
             <wp:cNvGraphicFramePr>
               <a:graphicFrameLocks xmlns:a="http://schemas.openxmlformats.org/drawingml/2006/main" noChangeAspect="1"/>
             </wp:cNvGraphicFramePr>
@@ -1135,6 +357,225 @@
                   <pic:spPr>
                     <a:xfrm>
                       <a:off x="0" y="0"/>
+                      <a:ext cx="6120130" cy="5405120"/>
+                    </a:xfrm>
+                    <a:prstGeom prst="rect">
+                      <a:avLst/>
+                    </a:prstGeom>
+                  </pic:spPr>
+                </pic:pic>
+              </a:graphicData>
+            </a:graphic>
+          </wp:inline>
+        </w:drawing>
+      </w:r>
+      <w:r>
+        <w:t>Рисунок 2 – диаграмма последовательности после исправления</w:t>
+      </w:r>
+    </w:p>
+    <w:p>
+      <w:r>
+        <w:br w:type="page"/>
+      </w:r>
+    </w:p>
+    <w:p>
+      <w:pPr>
+        <w:keepNext/>
+        <w:spacing w:before="240" w:after="120" w:line="360" w:lineRule="auto"/>
+        <w:jc w:val="center"/>
+      </w:pPr>
+      <w:r>
+        <w:rPr>
+          <w:b/>
+          <w:bCs/>
+        </w:rPr>
+        <w:lastRenderedPageBreak/>
+        <w:t>3. Диаграмма классов</w:t>
+      </w:r>
+    </w:p>
+    <w:p>
+      <w:pPr>
+        <w:keepNext/>
+        <w:spacing w:before="200" w:line="360" w:lineRule="auto"/>
+        <w:ind w:firstLine="709"/>
+      </w:pPr>
+      <w:r>
+        <w:rPr>
+          <w:b/>
+          <w:bCs/>
+        </w:rPr>
+        <w:t>Замечание: методы не делать такие широкие, всё сократить; покомпактнее</w:t>
+      </w:r>
+    </w:p>
+    <w:p>
+      <w:pPr>
+        <w:spacing w:line="360" w:lineRule="auto"/>
+        <w:ind w:firstLine="709"/>
+        <w:jc w:val="both"/>
+      </w:pPr>
+      <w:r>
+        <w:rPr>
+          <w:b/>
+          <w:bCs/>
+        </w:rPr>
+        <w:t xml:space="preserve">Было: </w:t>
+      </w:r>
+      <w:r>
+        <w:t xml:space="preserve">методы с полными адресами и параметрами, например </w:t>
+      </w:r>
+      <w:r>
+        <w:rPr>
+          <w:rFonts w:ascii="Consolas" w:eastAsia="Consolas" w:hAnsi="Consolas" w:cs="Consolas"/>
+          <w:sz w:val="24"/>
+          <w:szCs w:val="24"/>
+        </w:rPr>
+        <w:t>+PUT /api/comets/{id}/publish(comet_description, orbital_period, orbit_eccentricity)</w:t>
+      </w:r>
+      <w:r>
+        <w:t>, из-за чего домен был шириной больше половины листа.</w:t>
+      </w:r>
+    </w:p>
+    <w:p>
+      <w:pPr>
+        <w:spacing w:line="360" w:lineRule="auto"/>
+        <w:ind w:firstLine="709"/>
+        <w:jc w:val="both"/>
+      </w:pPr>
+      <w:r>
+        <w:rPr>
+          <w:b/>
+          <w:bCs/>
+        </w:rPr>
+        <w:t xml:space="preserve">Сделано: </w:t>
+      </w:r>
+      <w:r>
+        <w:t xml:space="preserve">по примеру методы записаны коротко, без /api и без параметров: </w:t>
+      </w:r>
+      <w:r>
+        <w:rPr>
+          <w:rFonts w:ascii="Consolas" w:eastAsia="Consolas" w:hAnsi="Consolas" w:cs="Consolas"/>
+          <w:sz w:val="24"/>
+          <w:szCs w:val="24"/>
+        </w:rPr>
+        <w:t>+PUT /comets/id/publish()</w:t>
+      </w:r>
+      <w:r>
+        <w:t>. Ширина домена уменьшилась почти в три раза, диаграмма стала компактнее.</w:t>
+      </w:r>
+    </w:p>
+    <w:p>
+      <w:pPr>
+        <w:keepNext/>
+        <w:spacing w:before="200" w:line="360" w:lineRule="auto"/>
+        <w:ind w:firstLine="709"/>
+      </w:pPr>
+      <w:r>
+        <w:rPr>
+          <w:b/>
+          <w:bCs/>
+        </w:rPr>
+        <w:t>Замечание: интерфейсы исправить по примеру; связи не ломаные</w:t>
+      </w:r>
+    </w:p>
+    <w:p>
+      <w:pPr>
+        <w:spacing w:line="360" w:lineRule="auto"/>
+        <w:ind w:firstLine="709"/>
+        <w:jc w:val="both"/>
+      </w:pPr>
+      <w:r>
+        <w:rPr>
+          <w:b/>
+          <w:bCs/>
+        </w:rPr>
+        <w:t xml:space="preserve">Было: </w:t>
+      </w:r>
+      <w:r>
+        <w:t>связи от страниц к интерфейсам шли ломаными линиями под прямыми углами через общую шину, связи таблиц тоже были ломаными.</w:t>
+      </w:r>
+    </w:p>
+    <w:p>
+      <w:pPr>
+        <w:spacing w:line="360" w:lineRule="auto"/>
+        <w:ind w:firstLine="709"/>
+        <w:jc w:val="both"/>
+      </w:pPr>
+      <w:r>
+        <w:rPr>
+          <w:b/>
+          <w:bCs/>
+        </w:rPr>
+        <w:t xml:space="preserve">Сделано: </w:t>
+      </w:r>
+      <w:r>
+        <w:t>интерфейсы оформлены как в примере: у каждого домена свой интерфейс — «API comets» и «API users», страницы подключаются к интерфейсу своего домена, а домены веб-сервиса его реализуют. Все связи на диаграмме — прямые линии без изломов, в том числе связи таблиц: comet_likes расположена над таблицами comets и users, поэтому все три связи с кратностями прямые. Диаграмма по-прежнему одна и вертикальная: сверху страницы, ниже интерфейсы, домены, модели и таблицы БД.</w:t>
+      </w:r>
+    </w:p>
+    <w:p>
+      <w:pPr>
+        <w:keepNext/>
+        <w:spacing w:before="200" w:line="360" w:lineRule="auto"/>
+        <w:ind w:firstLine="709"/>
+      </w:pPr>
+      <w:r>
+        <w:rPr>
+          <w:b/>
+          <w:bCs/>
+        </w:rPr>
+        <w:t>Замечание: страницы сделать шахматно</w:t>
+      </w:r>
+    </w:p>
+    <w:p>
+      <w:pPr>
+        <w:spacing w:line="360" w:lineRule="auto"/>
+        <w:ind w:firstLine="709"/>
+        <w:jc w:val="both"/>
+      </w:pPr>
+      <w:r>
+        <w:rPr>
+          <w:b/>
+          <w:bCs/>
+        </w:rPr>
+        <w:t xml:space="preserve">Сделано: </w:t>
+      </w:r>
+      <w:r>
+        <w:t>страницы «Лента комет», «Плитка комет», «Добавление кометы» и «Аутентификация» расположены в шахматном порядке — через одну со смещением вниз. Связи от страниц к интерфейсам проходят между соседними страницами и не пересекают их.</w:t>
+      </w:r>
+    </w:p>
+    <w:p>
+      <w:pPr>
+        <w:spacing w:after="200" w:line="360" w:lineRule="auto"/>
+        <w:jc w:val="center"/>
+      </w:pPr>
+      <w:r>
+        <w:rPr>
+          <w:noProof/>
+        </w:rPr>
+        <w:lastRenderedPageBreak/>
+        <w:drawing>
+          <wp:inline distT="0" distB="0" distL="0" distR="0" wp14:anchorId="084C16DA" wp14:editId="72B7FAA9">
+            <wp:extent cx="5737624" cy="8734425"/>
+            <wp:effectExtent l="0" t="0" r="0" b="0"/>
+            <wp:docPr id="7" name="Рисунок 7"/>
+            <wp:cNvGraphicFramePr>
+              <a:graphicFrameLocks xmlns:a="http://schemas.openxmlformats.org/drawingml/2006/main" noChangeAspect="1"/>
+            </wp:cNvGraphicFramePr>
+            <a:graphic xmlns:a="http://schemas.openxmlformats.org/drawingml/2006/main">
+              <a:graphicData uri="http://schemas.openxmlformats.org/drawingml/2006/picture">
+                <pic:pic xmlns:pic="http://schemas.openxmlformats.org/drawingml/2006/picture">
+                  <pic:nvPicPr>
+                    <pic:cNvPr id="1" name=""/>
+                    <pic:cNvPicPr/>
+                  </pic:nvPicPr>
+                  <pic:blipFill>
+                    <a:blip r:embed="rId9"/>
+                    <a:stretch>
+                      <a:fillRect/>
+                    </a:stretch>
+                  </pic:blipFill>
+                  <pic:spPr>
+                    <a:xfrm>
+                      <a:off x="0" y="0"/>
                       <a:ext cx="5738682" cy="8736036"/>
                     </a:xfrm>
                     <a:prstGeom prst="rect">
@@ -1217,23 +658,7 @@
         <w:t xml:space="preserve">Сделано: </w:t>
       </w:r>
       <w:r>
-        <w:t xml:space="preserve">в РПЗ в разделе «Архитектура» добавлен расчёт аппаратных требований по формулам (1)–(9) с нашими данными: число комет в сутки, RPS по количеству запросов на диаграмме последовательности (8 запросов на комету), число ядер, оперативная память, размер записей таблиц </w:t>
-      </w:r>
-      <w:proofErr w:type="spellStart"/>
-      <w:r>
-        <w:t>comets</w:t>
-      </w:r>
-      <w:proofErr w:type="spellEnd"/>
-      <w:r>
-        <w:t xml:space="preserve"> и </w:t>
-      </w:r>
-      <w:proofErr w:type="spellStart"/>
-      <w:r>
-        <w:t>comet_likes</w:t>
-      </w:r>
-      <w:proofErr w:type="spellEnd"/>
-      <w:r>
-        <w:t xml:space="preserve"> в байтах по каждому полю, прирост БД за год и объём диска на 5 лет. Результат (1 ядро, 4 ГБ, 14 ГБ) перенесён в раздел 5 ТЗ. Этот же расчёт войдёт в отчёт по ЛР5.</w:t>
+        <w:t>в РПЗ в разделе «Архитектура» добавлен расчёт аппаратных требований по формулам (1)–(9) с нашими данными: число комет в сутки, RPS по количеству запросов на диаграмме последовательности (8 запросов на комету), число ядер, оперативная память, размер записей таблиц comets и comet_likes в байтах по каждому полю, прирост БД за год и объём диска на 5 лет. Результат (1 ядро, 4 ГБ, 14 ГБ) перенесён в раздел 5 ТЗ. Этот же расчёт войдёт в отчёт по ЛР5.</w:t>
       </w:r>
     </w:p>
     <w:p>
@@ -1252,65 +677,6 @@
             <wp:extent cx="5334000" cy="6953250"/>
             <wp:effectExtent l="0" t="0" r="0" b="0"/>
             <wp:docPr id="1" name="Рисунок 1"/>
-            <wp:cNvGraphicFramePr>
-              <a:graphicFrameLocks xmlns:a="http://schemas.openxmlformats.org/drawingml/2006/main" noChangeAspect="1"/>
-            </wp:cNvGraphicFramePr>
-            <a:graphic xmlns:a="http://schemas.openxmlformats.org/drawingml/2006/main">
-              <a:graphicData uri="http://schemas.openxmlformats.org/drawingml/2006/picture">
-                <pic:pic xmlns:pic="http://schemas.openxmlformats.org/drawingml/2006/picture">
-                  <pic:nvPicPr>
-                    <pic:cNvPr id="0" name=""/>
-                    <pic:cNvPicPr>
-                      <a:picLocks noChangeAspect="1" noChangeArrowheads="1"/>
-                    </pic:cNvPicPr>
-                  </pic:nvPicPr>
-                  <pic:blipFill>
-                    <a:blip r:embed="rId9"/>
-                    <a:srcRect/>
-                    <a:stretch>
-                      <a:fillRect/>
-                    </a:stretch>
-                  </pic:blipFill>
-                  <pic:spPr bwMode="auto">
-                    <a:xfrm>
-                      <a:off x="0" y="0"/>
-                      <a:ext cx="5334000" cy="6953250"/>
-                    </a:xfrm>
-                    <a:prstGeom prst="rect">
-                      <a:avLst/>
-                    </a:prstGeom>
-                  </pic:spPr>
-                </pic:pic>
-              </a:graphicData>
-            </a:graphic>
-          </wp:inline>
-        </w:drawing>
-      </w:r>
-    </w:p>
-    <w:p>
-      <w:pPr>
-        <w:spacing w:after="200" w:line="360" w:lineRule="auto"/>
-        <w:jc w:val="center"/>
-      </w:pPr>
-      <w:r>
-        <w:t>Рисунок 4 – расчёт аппаратных требований в РПЗ, формулы (1)–(6)</w:t>
-      </w:r>
-    </w:p>
-    <w:p>
-      <w:pPr>
-        <w:keepNext/>
-        <w:spacing w:before="120" w:after="60"/>
-        <w:jc w:val="center"/>
-      </w:pPr>
-      <w:r>
-        <w:rPr>
-          <w:noProof/>
-        </w:rPr>
-        <w:drawing>
-          <wp:inline distT="0" distB="0" distL="0" distR="0" wp14:anchorId="1B4A91FA" wp14:editId="16CEE696">
-            <wp:extent cx="5334000" cy="1409700"/>
-            <wp:effectExtent l="0" t="0" r="0" b="0"/>
-            <wp:docPr id="2" name="Рисунок 2"/>
             <wp:cNvGraphicFramePr>
               <a:graphicFrameLocks xmlns:a="http://schemas.openxmlformats.org/drawingml/2006/main" noChangeAspect="1"/>
             </wp:cNvGraphicFramePr>
@@ -1333,7 +699,7 @@
                   <pic:spPr bwMode="auto">
                     <a:xfrm>
                       <a:off x="0" y="0"/>
-                      <a:ext cx="5334000" cy="1409700"/>
+                      <a:ext cx="5334000" cy="6953250"/>
                     </a:xfrm>
                     <a:prstGeom prst="rect">
                       <a:avLst/>
@@ -1352,70 +718,7 @@
         <w:jc w:val="center"/>
       </w:pPr>
       <w:r>
-        <w:t>Рисунок 5 – расчёт объёма диска, формулы (7)–(9)</w:t>
-      </w:r>
-    </w:p>
-    <w:p>
-      <w:pPr>
-        <w:keepNext/>
-        <w:spacing w:before="200" w:line="360" w:lineRule="auto"/>
-        <w:ind w:firstLine="709"/>
-      </w:pPr>
-      <w:r>
-        <w:rPr>
-          <w:b/>
-          <w:bCs/>
-        </w:rPr>
-        <w:lastRenderedPageBreak/>
-        <w:t>Замечание: цель по примеру и назначение</w:t>
-      </w:r>
-    </w:p>
-    <w:p>
-      <w:pPr>
-        <w:spacing w:line="360" w:lineRule="auto"/>
-        <w:ind w:firstLine="709"/>
-        <w:jc w:val="both"/>
-      </w:pPr>
-      <w:r>
-        <w:rPr>
-          <w:b/>
-          <w:bCs/>
-        </w:rPr>
-        <w:t xml:space="preserve">Сделано: </w:t>
-      </w:r>
-      <w:r>
-        <w:t>цель записана одним абзацем по шаблону примера: «Необходимо разработать систему, включающую в себя веб-сервис и веб-приложение, которая позволит гостям …, а создателям …». Назначение разработки описывает, для чего система и что может каждая роль.</w:t>
-      </w:r>
-    </w:p>
-    <w:p>
-      <w:pPr>
-        <w:keepNext/>
-        <w:spacing w:before="200" w:line="360" w:lineRule="auto"/>
-        <w:ind w:firstLine="709"/>
-      </w:pPr>
-      <w:r>
-        <w:rPr>
-          <w:b/>
-          <w:bCs/>
-        </w:rPr>
-        <w:t>Замечание: оформление очень плохое в ТЗ; подпункты и т. д.</w:t>
-      </w:r>
-    </w:p>
-    <w:p>
-      <w:pPr>
-        <w:spacing w:line="360" w:lineRule="auto"/>
-        <w:ind w:firstLine="709"/>
-        <w:jc w:val="both"/>
-      </w:pPr>
-      <w:r>
-        <w:rPr>
-          <w:b/>
-          <w:bCs/>
-        </w:rPr>
-        <w:t xml:space="preserve">Сделано: </w:t>
-      </w:r>
-      <w:r>
-        <w:t>ТЗ переоформлено по примеру и ГОСТ: шрифт 14, полуторный интервал, абзацный отступ 1,25 см, выравнивание по ширине. Разделы как в примере: 1 Цель, 2 Назначение разработки, 3 Стадии и этапы разработки, 4 Требования к функциональным характеристикам, 5 Требования к составу и параметрам технических средств, 6 Требования к информационной и программной совместимости. Подпункты пронумерованы автоматической многоуровневой нумерацией Word (4.1, 4.1.1, 4.2.2.1). Для каждой страницы указано, кому доступна, что отображает и какие действия есть, со ссылками «вызов метода 4.1.x» и «переход на страницу 4.x». Таблица методов в приложении Б пронумерована так же (4.1.1–4.1.10), входные и выходные данные записаны JSON-объектами с типами.</w:t>
+        <w:t>Рисунок 4 – расчёт аппаратных требований в РПЗ, формулы (1)–(6)</w:t>
       </w:r>
     </w:p>
     <w:p>
@@ -1428,12 +731,11 @@
         <w:rPr>
           <w:noProof/>
         </w:rPr>
-        <w:lastRenderedPageBreak/>
         <w:drawing>
-          <wp:inline distT="0" distB="0" distL="0" distR="0" wp14:anchorId="1A70B5E7" wp14:editId="70FF153D">
-            <wp:extent cx="5334000" cy="5819775"/>
+          <wp:inline distT="0" distB="0" distL="0" distR="0" wp14:anchorId="1B4A91FA" wp14:editId="16CEE696">
+            <wp:extent cx="5334000" cy="1409700"/>
             <wp:effectExtent l="0" t="0" r="0" b="0"/>
-            <wp:docPr id="3" name="Рисунок 3"/>
+            <wp:docPr id="2" name="Рисунок 2"/>
             <wp:cNvGraphicFramePr>
               <a:graphicFrameLocks xmlns:a="http://schemas.openxmlformats.org/drawingml/2006/main" noChangeAspect="1"/>
             </wp:cNvGraphicFramePr>
@@ -1456,7 +758,7 @@
                   <pic:spPr bwMode="auto">
                     <a:xfrm>
                       <a:off x="0" y="0"/>
-                      <a:ext cx="5334000" cy="5819775"/>
+                      <a:ext cx="5334000" cy="1409700"/>
                     </a:xfrm>
                     <a:prstGeom prst="rect">
                       <a:avLst/>
@@ -1475,7 +777,70 @@
         <w:jc w:val="center"/>
       </w:pPr>
       <w:r>
-        <w:t>Рисунок 6 – ТЗ: цель, назначение, стадии и этапы разработки</w:t>
+        <w:t>Рисунок 5 – расчёт объёма диска, формулы (7)–(9)</w:t>
+      </w:r>
+    </w:p>
+    <w:p>
+      <w:pPr>
+        <w:keepNext/>
+        <w:spacing w:before="200" w:line="360" w:lineRule="auto"/>
+        <w:ind w:firstLine="709"/>
+      </w:pPr>
+      <w:r>
+        <w:rPr>
+          <w:b/>
+          <w:bCs/>
+        </w:rPr>
+        <w:lastRenderedPageBreak/>
+        <w:t>Замечание: цель по примеру и назначение</w:t>
+      </w:r>
+    </w:p>
+    <w:p>
+      <w:pPr>
+        <w:spacing w:line="360" w:lineRule="auto"/>
+        <w:ind w:firstLine="709"/>
+        <w:jc w:val="both"/>
+      </w:pPr>
+      <w:r>
+        <w:rPr>
+          <w:b/>
+          <w:bCs/>
+        </w:rPr>
+        <w:t xml:space="preserve">Сделано: </w:t>
+      </w:r>
+      <w:r>
+        <w:t>цель записана одним абзацем по шаблону примера: «Необходимо разработать систему, включающую в себя веб-сервис и веб-приложение, которая позволит гостям …, а создателям …». Назначение разработки описывает, для чего система и что может каждая роль.</w:t>
+      </w:r>
+    </w:p>
+    <w:p>
+      <w:pPr>
+        <w:keepNext/>
+        <w:spacing w:before="200" w:line="360" w:lineRule="auto"/>
+        <w:ind w:firstLine="709"/>
+      </w:pPr>
+      <w:r>
+        <w:rPr>
+          <w:b/>
+          <w:bCs/>
+        </w:rPr>
+        <w:t>Замечание: оформление очень плохое в ТЗ; подпункты и т. д.</w:t>
+      </w:r>
+    </w:p>
+    <w:p>
+      <w:pPr>
+        <w:spacing w:line="360" w:lineRule="auto"/>
+        <w:ind w:firstLine="709"/>
+        <w:jc w:val="both"/>
+      </w:pPr>
+      <w:r>
+        <w:rPr>
+          <w:b/>
+          <w:bCs/>
+        </w:rPr>
+        <w:t xml:space="preserve">Сделано: </w:t>
+      </w:r>
+      <w:r>
+        <w:t>ТЗ переоформлено по примеру и ГОСТ: шрифт 14, полуторный интервал, абзацный отступ 1,25 см, выравнивание по ширине. Разделы как в примере: 1 Цель, 2 Назначение разработки, 3 Стадии и этапы разработки, 4 Требования к функциональным характеристикам, 5 Требования к составу и параметрам технических средств, 6 Требования к информационной и программной совместимости. Подпункты пронумерованы автоматической многоуровневой нумерацией Word (4.1, 4.1.1, 4.2.2.1). Для каждой страницы указано, кому доступна, что отображает и какие действия есть, со ссылками «вызов метода 4.1.x» и «переход на страницу 4.x». Таблица методов в приложении Б пронумерована так же (4.1.1–4.1.10), входные и выходные данные записаны JSON-объектами с типами.</w:t>
       </w:r>
     </w:p>
     <w:p>
@@ -1490,10 +855,10 @@
         </w:rPr>
         <w:lastRenderedPageBreak/>
         <w:drawing>
-          <wp:inline distT="0" distB="0" distL="0" distR="0" wp14:anchorId="04DEB974" wp14:editId="6F7D4704">
-            <wp:extent cx="5334000" cy="5181600"/>
+          <wp:inline distT="0" distB="0" distL="0" distR="0" wp14:anchorId="1A70B5E7" wp14:editId="70FF153D">
+            <wp:extent cx="5334000" cy="5819775"/>
             <wp:effectExtent l="0" t="0" r="0" b="0"/>
-            <wp:docPr id="4" name="Рисунок 4"/>
+            <wp:docPr id="3" name="Рисунок 3"/>
             <wp:cNvGraphicFramePr>
               <a:graphicFrameLocks xmlns:a="http://schemas.openxmlformats.org/drawingml/2006/main" noChangeAspect="1"/>
             </wp:cNvGraphicFramePr>
@@ -1516,7 +881,7 @@
                   <pic:spPr bwMode="auto">
                     <a:xfrm>
                       <a:off x="0" y="0"/>
-                      <a:ext cx="5334000" cy="5181600"/>
+                      <a:ext cx="5334000" cy="5819775"/>
                     </a:xfrm>
                     <a:prstGeom prst="rect">
                       <a:avLst/>
@@ -1535,7 +900,7 @@
         <w:jc w:val="center"/>
       </w:pPr>
       <w:r>
-        <w:t>Рисунок 7 – ТЗ: многоуровневые подпункты функциональных требований</w:t>
+        <w:t>Рисунок 6 – ТЗ: цель, назначение, стадии и этапы разработки</w:t>
       </w:r>
     </w:p>
     <w:p>
@@ -1550,10 +915,10 @@
         </w:rPr>
         <w:lastRenderedPageBreak/>
         <w:drawing>
-          <wp:inline distT="0" distB="0" distL="0" distR="0" wp14:anchorId="341A6747" wp14:editId="73F8EE53">
-            <wp:extent cx="5334000" cy="4114800"/>
+          <wp:inline distT="0" distB="0" distL="0" distR="0" wp14:anchorId="04DEB974" wp14:editId="6F7D4704">
+            <wp:extent cx="5334000" cy="5181600"/>
             <wp:effectExtent l="0" t="0" r="0" b="0"/>
-            <wp:docPr id="5" name="Рисунок 5"/>
+            <wp:docPr id="4" name="Рисунок 4"/>
             <wp:cNvGraphicFramePr>
               <a:graphicFrameLocks xmlns:a="http://schemas.openxmlformats.org/drawingml/2006/main" noChangeAspect="1"/>
             </wp:cNvGraphicFramePr>
@@ -1576,6 +941,66 @@
                   <pic:spPr bwMode="auto">
                     <a:xfrm>
                       <a:off x="0" y="0"/>
+                      <a:ext cx="5334000" cy="5181600"/>
+                    </a:xfrm>
+                    <a:prstGeom prst="rect">
+                      <a:avLst/>
+                    </a:prstGeom>
+                  </pic:spPr>
+                </pic:pic>
+              </a:graphicData>
+            </a:graphic>
+          </wp:inline>
+        </w:drawing>
+      </w:r>
+    </w:p>
+    <w:p>
+      <w:pPr>
+        <w:spacing w:after="200" w:line="360" w:lineRule="auto"/>
+        <w:jc w:val="center"/>
+      </w:pPr>
+      <w:r>
+        <w:t>Рисунок 7 – ТЗ: многоуровневые подпункты функциональных требований</w:t>
+      </w:r>
+    </w:p>
+    <w:p>
+      <w:pPr>
+        <w:keepNext/>
+        <w:spacing w:before="120" w:after="60"/>
+        <w:jc w:val="center"/>
+      </w:pPr>
+      <w:r>
+        <w:rPr>
+          <w:noProof/>
+        </w:rPr>
+        <w:lastRenderedPageBreak/>
+        <w:drawing>
+          <wp:inline distT="0" distB="0" distL="0" distR="0" wp14:anchorId="341A6747" wp14:editId="73F8EE53">
+            <wp:extent cx="5334000" cy="4114800"/>
+            <wp:effectExtent l="0" t="0" r="0" b="0"/>
+            <wp:docPr id="5" name="Рисунок 5"/>
+            <wp:cNvGraphicFramePr>
+              <a:graphicFrameLocks xmlns:a="http://schemas.openxmlformats.org/drawingml/2006/main" noChangeAspect="1"/>
+            </wp:cNvGraphicFramePr>
+            <a:graphic xmlns:a="http://schemas.openxmlformats.org/drawingml/2006/main">
+              <a:graphicData uri="http://schemas.openxmlformats.org/drawingml/2006/picture">
+                <pic:pic xmlns:pic="http://schemas.openxmlformats.org/drawingml/2006/picture">
+                  <pic:nvPicPr>
+                    <pic:cNvPr id="0" name=""/>
+                    <pic:cNvPicPr>
+                      <a:picLocks noChangeAspect="1" noChangeArrowheads="1"/>
+                    </pic:cNvPicPr>
+                  </pic:nvPicPr>
+                  <pic:blipFill>
+                    <a:blip r:embed="rId14"/>
+                    <a:srcRect/>
+                    <a:stretch>
+                      <a:fillRect/>
+                    </a:stretch>
+                  </pic:blipFill>
+                  <pic:spPr bwMode="auto">
+                    <a:xfrm>
+                      <a:off x="0" y="0"/>
                       <a:ext cx="5334000" cy="4114800"/>
                     </a:xfrm>
                     <a:prstGeom prst="rect">
@@ -1599,7 +1024,7 @@
       </w:r>
     </w:p>
     <w:sectPr>
-      <w:footerReference w:type="default" r:id="rId14"/>
+      <w:footerReference w:type="default" r:id="rId15"/>
       <w:pgSz w:w="11906" w:h="16838"/>
       <w:pgMar w:top="1134" w:right="567" w:bottom="1134" w:left="1701" w:header="708" w:footer="708" w:gutter="0"/>
       <w:cols w:space="720"/>
@@ -1610,7 +1035,7 @@
 </file>
 
 <file path=word/endnotes.xml><?xml version="1.0" encoding="utf-8"?>
-<w:endnotes xmlns:wpc="http://schemas.microsoft.com/office/word/2010/wordprocessingCanvas" xmlns:cx="http://schemas.microsoft.com/office/drawing/2014/chartex" xmlns:cx1="http://schemas.microsoft.com/office/drawing/2015/9/8/chartex" xmlns:cx2="http://schemas.microsoft.com/office/drawing/2015/10/21/chartex" xmlns:cx3="http://schemas.microsoft.com/office/drawing/2016/5/9/chartex" xmlns:cx4="http://schemas.microsoft.com/office/drawing/2016/5/10/chartex" xmlns:cx5="http://schemas.microsoft.com/office/drawing/2016/5/11/chartex" xmlns:cx6="http://schemas.microsoft.com/office/drawing/2016/5/12/chartex" xmlns:cx7="http://schemas.microsoft.com/office/drawing/2016/5/13/chartex" xmlns:cx8="http://schemas.microsoft.com/office/drawing/2016/5/14/chartex" xmlns:mc="http://schemas.openxmlformats.org/markup-compatibility/2006" xmlns:aink="http://schemas.microsoft.com/office/drawing/2016/ink" xmlns:am3d="http://schemas.microsoft.com/office/drawing/2017/model3d" xmlns:o="urn:schemas-microsoft-com:office:office" xmlns:oel="http://schemas.microsoft.com/office/2019/extlst" xmlns:r="http://schemas.openxmlformats.org/officeDocument/2006/relationships" xmlns:m="http://schemas.openxmlformats.org/officeDocument/2006/math" xmlns:v="urn:schemas-microsoft-com:vml" xmlns:wp14="http://schemas.microsoft.com/office/word/2010/wordprocessingDrawing" xmlns:wp="http://schemas.openxmlformats.org/drawingml/2006/wordprocessingDrawing" xmlns:w10="urn:schemas-microsoft-com:office:word" xmlns:w="http://schemas.openxmlformats.org/wordprocessingml/2006/main" xmlns:w14="http://schemas.microsoft.com/office/word/2010/wordml" xmlns:w15="http://schemas.microsoft.com/office/word/2012/wordml" xmlns:w16cex="http://schemas.microsoft.com/office/word/2018/wordml/cex" xmlns:w16cid="http://schemas.microsoft.com/office/word/2016/wordml/cid" xmlns:w16="http://schemas.microsoft.com/office/word/2018/wordml" xmlns:w16sdtdh="http://schemas.microsoft.com/office/word/2020/wordml/sdtdatahash" xmlns:w16se="http://schemas.microsoft.com/office/word/2015/wordml/symex" xmlns:wpg="http://schemas.microsoft.com/office/word/2010/wordprocessingGroup" xmlns:wpi="http://schemas.microsoft.com/office/word/2010/wordprocessingInk" xmlns:wne="http://schemas.microsoft.com/office/word/2006/wordml" xmlns:wps="http://schemas.microsoft.com/office/word/2010/wordprocessingShape" mc:Ignorable="w14 w15 w16se w16cid w16 w16cex w16sdtdh wp14">
+<w:endnotes xmlns:wpc="http://schemas.microsoft.com/office/word/2010/wordprocessingCanvas" xmlns:cx="http://schemas.microsoft.com/office/drawing/2014/chartex" xmlns:cx1="http://schemas.microsoft.com/office/drawing/2015/9/8/chartex" xmlns:cx2="http://schemas.microsoft.com/office/drawing/2015/10/21/chartex" xmlns:cx3="http://schemas.microsoft.com/office/drawing/2016/5/9/chartex" xmlns:cx4="http://schemas.microsoft.com/office/drawing/2016/5/10/chartex" xmlns:cx5="http://schemas.microsoft.com/office/drawing/2016/5/11/chartex" xmlns:cx6="http://schemas.microsoft.com/office/drawing/2016/5/12/chartex" xmlns:cx7="http://schemas.microsoft.com/office/drawing/2016/5/13/chartex" xmlns:cx8="http://schemas.microsoft.com/office/drawing/2016/5/14/chartex" xmlns:mc="http://schemas.openxmlformats.org/markup-compatibility/2006" xmlns:aink="http://schemas.microsoft.com/office/drawing/2016/ink" xmlns:am3d="http://schemas.microsoft.com/office/drawing/2017/model3d" xmlns:o="urn:schemas-microsoft-com:office:office" xmlns:oel="http://schemas.microsoft.com/office/2019/extlst" xmlns:r="http://schemas.openxmlformats.org/officeDocument/2006/relationships" xmlns:m="http://schemas.openxmlformats.org/officeDocument/2006/math" xmlns:v="urn:schemas-microsoft-com:vml" xmlns:wp14="http://schemas.microsoft.com/office/word/2010/wordprocessingDrawing" xmlns:wp="http://schemas.openxmlformats.org/drawingml/2006/wordprocessingDrawing" xmlns:w10="urn:schemas-microsoft-com:office:word" xmlns:w="http://schemas.openxmlformats.org/wordprocessingml/2006/main" xmlns:w14="http://schemas.microsoft.com/office/word/2010/wordml" xmlns:w15="http://schemas.microsoft.com/office/word/2012/wordml" xmlns:w16cex="http://schemas.microsoft.com/office/word/2018/wordml/cex" xmlns:w16cid="http://schemas.microsoft.com/office/word/2016/wordml/cid" xmlns:w16="http://schemas.microsoft.com/office/word/2018/wordml" xmlns:w16du="http://schemas.microsoft.com/office/word/2023/wordml/word16du" xmlns:w16sdtdh="http://schemas.microsoft.com/office/word/2020/wordml/sdtdatahash" xmlns:w16sdtfl="http://schemas.microsoft.com/office/word/2024/wordml/sdtformatlock" xmlns:w16se="http://schemas.microsoft.com/office/word/2015/wordml/symex" xmlns:wpg="http://schemas.microsoft.com/office/word/2010/wordprocessingGroup" xmlns:wpi="http://schemas.microsoft.com/office/word/2010/wordprocessingInk" xmlns:wne="http://schemas.microsoft.com/office/word/2006/wordml" xmlns:wps="http://schemas.microsoft.com/office/word/2010/wordprocessingShape" mc:Ignorable="w14 w15 w16se w16cid w16 w16cex w16sdtdh w16sdtfl w16du wp14">
   <w:endnote w:type="separator" w:id="-1">
     <w:p>
       <w:r>
@@ -1629,7 +1054,7 @@
 </file>
 
 <file path=word/footer1.xml><?xml version="1.0" encoding="utf-8"?>
-<w:ftr xmlns:wpc="http://schemas.microsoft.com/office/word/2010/wordprocessingCanvas" xmlns:cx="http://schemas.microsoft.com/office/drawing/2014/chartex" xmlns:cx1="http://schemas.microsoft.com/office/drawing/2015/9/8/chartex" xmlns:cx2="http://schemas.microsoft.com/office/drawing/2015/10/21/chartex" xmlns:cx3="http://schemas.microsoft.com/office/drawing/2016/5/9/chartex" xmlns:cx4="http://schemas.microsoft.com/office/drawing/2016/5/10/chartex" xmlns:cx5="http://schemas.microsoft.com/office/drawing/2016/5/11/chartex" xmlns:cx6="http://schemas.microsoft.com/office/drawing/2016/5/12/chartex" xmlns:cx7="http://schemas.microsoft.com/office/drawing/2016/5/13/chartex" xmlns:cx8="http://schemas.microsoft.com/office/drawing/2016/5/14/chartex" xmlns:mc="http://schemas.openxmlformats.org/markup-compatibility/2006" xmlns:aink="http://schemas.microsoft.com/office/drawing/2016/ink" xmlns:am3d="http://schemas.microsoft.com/office/drawing/2017/model3d" xmlns:o="urn:schemas-microsoft-com:office:office" xmlns:oel="http://schemas.microsoft.com/office/2019/extlst" xmlns:r="http://schemas.openxmlformats.org/officeDocument/2006/relationships" xmlns:m="http://schemas.openxmlformats.org/officeDocument/2006/math" xmlns:v="urn:schemas-microsoft-com:vml" xmlns:wp14="http://schemas.microsoft.com/office/word/2010/wordprocessingDrawing" xmlns:wp="http://schemas.openxmlformats.org/drawingml/2006/wordprocessingDrawing" xmlns:w10="urn:schemas-microsoft-com:office:word" xmlns:w="http://schemas.openxmlformats.org/wordprocessingml/2006/main" xmlns:w14="http://schemas.microsoft.com/office/word/2010/wordml" xmlns:w15="http://schemas.microsoft.com/office/word/2012/wordml" xmlns:w16cex="http://schemas.microsoft.com/office/word/2018/wordml/cex" xmlns:w16cid="http://schemas.microsoft.com/office/word/2016/wordml/cid" xmlns:w16="http://schemas.microsoft.com/office/word/2018/wordml" xmlns:w16sdtdh="http://schemas.microsoft.com/office/word/2020/wordml/sdtdatahash" xmlns:w16se="http://schemas.microsoft.com/office/word/2015/wordml/symex" xmlns:wpg="http://schemas.microsoft.com/office/word/2010/wordprocessingGroup" xmlns:wpi="http://schemas.microsoft.com/office/word/2010/wordprocessingInk" xmlns:wne="http://schemas.microsoft.com/office/word/2006/wordml" xmlns:wps="http://schemas.microsoft.com/office/word/2010/wordprocessingShape" mc:Ignorable="w14 w15 w16se w16cid w16 w16cex w16sdtdh wp14">
+<w:ftr xmlns:wpc="http://schemas.microsoft.com/office/word/2010/wordprocessingCanvas" xmlns:cx="http://schemas.microsoft.com/office/drawing/2014/chartex" xmlns:cx1="http://schemas.microsoft.com/office/drawing/2015/9/8/chartex" xmlns:cx2="http://schemas.microsoft.com/office/drawing/2015/10/21/chartex" xmlns:cx3="http://schemas.microsoft.com/office/drawing/2016/5/9/chartex" xmlns:cx4="http://schemas.microsoft.com/office/drawing/2016/5/10/chartex" xmlns:cx5="http://schemas.microsoft.com/office/drawing/2016/5/11/chartex" xmlns:cx6="http://schemas.microsoft.com/office/drawing/2016/5/12/chartex" xmlns:cx7="http://schemas.microsoft.com/office/drawing/2016/5/13/chartex" xmlns:cx8="http://schemas.microsoft.com/office/drawing/2016/5/14/chartex" xmlns:mc="http://schemas.openxmlformats.org/markup-compatibility/2006" xmlns:aink="http://schemas.microsoft.com/office/drawing/2016/ink" xmlns:am3d="http://schemas.microsoft.com/office/drawing/2017/model3d" xmlns:o="urn:schemas-microsoft-com:office:office" xmlns:oel="http://schemas.microsoft.com/office/2019/extlst" xmlns:r="http://schemas.openxmlformats.org/officeDocument/2006/relationships" xmlns:m="http://schemas.openxmlformats.org/officeDocument/2006/math" xmlns:v="urn:schemas-microsoft-com:vml" xmlns:wp14="http://schemas.microsoft.com/office/word/2010/wordprocessingDrawing" xmlns:wp="http://schemas.openxmlformats.org/drawingml/2006/wordprocessingDrawing" xmlns:w10="urn:schemas-microsoft-com:office:word" xmlns:w="http://schemas.openxmlformats.org/wordprocessingml/2006/main" xmlns:w14="http://schemas.microsoft.com/office/word/2010/wordml" xmlns:w15="http://schemas.microsoft.com/office/word/2012/wordml" xmlns:w16cex="http://schemas.microsoft.com/office/word/2018/wordml/cex" xmlns:w16cid="http://schemas.microsoft.com/office/word/2016/wordml/cid" xmlns:w16="http://schemas.microsoft.com/office/word/2018/wordml" xmlns:w16du="http://schemas.microsoft.com/office/word/2023/wordml/word16du" xmlns:w16sdtdh="http://schemas.microsoft.com/office/word/2020/wordml/sdtdatahash" xmlns:w16sdtfl="http://schemas.microsoft.com/office/word/2024/wordml/sdtformatlock" xmlns:w16se="http://schemas.microsoft.com/office/word/2015/wordml/symex" xmlns:wpg="http://schemas.microsoft.com/office/word/2010/wordprocessingGroup" xmlns:wpi="http://schemas.microsoft.com/office/word/2010/wordprocessingInk" xmlns:wne="http://schemas.microsoft.com/office/word/2006/wordml" xmlns:wps="http://schemas.microsoft.com/office/word/2010/wordprocessingShape" mc:Ignorable="w14 w15 w16se w16cid w16 w16cex w16sdtdh w16sdtfl w16du wp14">
   <w:p>
     <w:pPr>
       <w:jc w:val="center"/>
@@ -1657,7 +1082,7 @@
 </file>
 
 <file path=word/footnotes.xml><?xml version="1.0" encoding="utf-8"?>
-<w:footnotes xmlns:wpc="http://schemas.microsoft.com/office/word/2010/wordprocessingCanvas" xmlns:cx="http://schemas.microsoft.com/office/drawing/2014/chartex" xmlns:cx1="http://schemas.microsoft.com/office/drawing/2015/9/8/chartex" xmlns:cx2="http://schemas.microsoft.com/office/drawing/2015/10/21/chartex" xmlns:cx3="http://schemas.microsoft.com/office/drawing/2016/5/9/chartex" xmlns:cx4="http://schemas.microsoft.com/office/drawing/2016/5/10/chartex" xmlns:cx5="http://schemas.microsoft.com/office/drawing/2016/5/11/chartex" xmlns:cx6="http://schemas.microsoft.com/office/drawing/2016/5/12/chartex" xmlns:cx7="http://schemas.microsoft.com/office/drawing/2016/5/13/chartex" xmlns:cx8="http://schemas.microsoft.com/office/drawing/2016/5/14/chartex" xmlns:mc="http://schemas.openxmlformats.org/markup-compatibility/2006" xmlns:aink="http://schemas.microsoft.com/office/drawing/2016/ink" xmlns:am3d="http://schemas.microsoft.com/office/drawing/2017/model3d" xmlns:o="urn:schemas-microsoft-com:office:office" xmlns:oel="http://schemas.microsoft.com/office/2019/extlst" xmlns:r="http://schemas.openxmlformats.org/officeDocument/2006/relationships" xmlns:m="http://schemas.openxmlformats.org/officeDocument/2006/math" xmlns:v="urn:schemas-microsoft-com:vml" xmlns:wp14="http://schemas.microsoft.com/office/word/2010/wordprocessingDrawing" xmlns:wp="http://schemas.openxmlformats.org/drawingml/2006/wordprocessingDrawing" xmlns:w10="urn:schemas-microsoft-com:office:word" xmlns:w="http://schemas.openxmlformats.org/wordprocessingml/2006/main" xmlns:w14="http://schemas.microsoft.com/office/word/2010/wordml" xmlns:w15="http://schemas.microsoft.com/office/word/2012/wordml" xmlns:w16cex="http://schemas.microsoft.com/office/word/2018/wordml/cex" xmlns:w16cid="http://schemas.microsoft.com/office/word/2016/wordml/cid" xmlns:w16="http://schemas.microsoft.com/office/word/2018/wordml" xmlns:w16sdtdh="http://schemas.microsoft.com/office/word/2020/wordml/sdtdatahash" xmlns:w16se="http://schemas.microsoft.com/office/word/2015/wordml/symex" xmlns:wpg="http://schemas.microsoft.com/office/word/2010/wordprocessingGroup" xmlns:wpi="http://schemas.microsoft.com/office/word/2010/wordprocessingInk" xmlns:wne="http://schemas.microsoft.com/office/word/2006/wordml" xmlns:wps="http://schemas.microsoft.com/office/word/2010/wordprocessingShape" mc:Ignorable="w14 w15 w16se w16cid w16 w16cex w16sdtdh wp14">
+<w:footnotes xmlns:wpc="http://schemas.microsoft.com/office/word/2010/wordprocessingCanvas" xmlns:cx="http://schemas.microsoft.com/office/drawing/2014/chartex" xmlns:cx1="http://schemas.microsoft.com/office/drawing/2015/9/8/chartex" xmlns:cx2="http://schemas.microsoft.com/office/drawing/2015/10/21/chartex" xmlns:cx3="http://schemas.microsoft.com/office/drawing/2016/5/9/chartex" xmlns:cx4="http://schemas.microsoft.com/office/drawing/2016/5/10/chartex" xmlns:cx5="http://schemas.microsoft.com/office/drawing/2016/5/11/chartex" xmlns:cx6="http://schemas.microsoft.com/office/drawing/2016/5/12/chartex" xmlns:cx7="http://schemas.microsoft.com/office/drawing/2016/5/13/chartex" xmlns:cx8="http://schemas.microsoft.com/office/drawing/2016/5/14/chartex" xmlns:mc="http://schemas.openxmlformats.org/markup-compatibility/2006" xmlns:aink="http://schemas.microsoft.com/office/drawing/2016/ink" xmlns:am3d="http://schemas.microsoft.com/office/drawing/2017/model3d" xmlns:o="urn:schemas-microsoft-com:office:office" xmlns:oel="http://schemas.microsoft.com/office/2019/extlst" xmlns:r="http://schemas.openxmlformats.org/officeDocument/2006/relationships" xmlns:m="http://schemas.openxmlformats.org/officeDocument/2006/math" xmlns:v="urn:schemas-microsoft-com:vml" xmlns:wp14="http://schemas.microsoft.com/office/word/2010/wordprocessingDrawing" xmlns:wp="http://schemas.openxmlformats.org/drawingml/2006/wordprocessingDrawing" xmlns:w10="urn:schemas-microsoft-com:office:word" xmlns:w="http://schemas.openxmlformats.org/wordprocessingml/2006/main" xmlns:w14="http://schemas.microsoft.com/office/word/2010/wordml" xmlns:w15="http://schemas.microsoft.com/office/word/2012/wordml" xmlns:w16cex="http://schemas.microsoft.com/office/word/2018/wordml/cex" xmlns:w16cid="http://schemas.microsoft.com/office/word/2016/wordml/cid" xmlns:w16="http://schemas.microsoft.com/office/word/2018/wordml" xmlns:w16du="http://schemas.microsoft.com/office/word/2023/wordml/word16du" xmlns:w16sdtdh="http://schemas.microsoft.com/office/word/2020/wordml/sdtdatahash" xmlns:w16sdtfl="http://schemas.microsoft.com/office/word/2024/wordml/sdtformatlock" xmlns:w16se="http://schemas.microsoft.com/office/word/2015/wordml/symex" xmlns:wpg="http://schemas.microsoft.com/office/word/2010/wordprocessingGroup" xmlns:wpi="http://schemas.microsoft.com/office/word/2010/wordprocessingInk" xmlns:wne="http://schemas.microsoft.com/office/word/2006/wordml" xmlns:wps="http://schemas.microsoft.com/office/word/2010/wordprocessingShape" mc:Ignorable="w14 w15 w16se w16cid w16 w16cex w16sdtdh w16sdtfl w16du wp14">
   <w:footnote w:type="separator" w:id="-1">
     <w:p>
       <w:r>
@@ -1676,7 +1101,7 @@
 </file>
 
 <file path=word/numbering.xml><?xml version="1.0" encoding="utf-8"?>
-<w:numbering xmlns:wpc="http://schemas.microsoft.com/office/word/2010/wordprocessingCanvas" xmlns:cx="http://schemas.microsoft.com/office/drawing/2014/chartex" xmlns:cx1="http://schemas.microsoft.com/office/drawing/2015/9/8/chartex" xmlns:cx2="http://schemas.microsoft.com/office/drawing/2015/10/21/chartex" xmlns:cx3="http://schemas.microsoft.com/office/drawing/2016/5/9/chartex" xmlns:cx4="http://schemas.microsoft.com/office/drawing/2016/5/10/chartex" xmlns:cx5="http://schemas.microsoft.com/office/drawing/2016/5/11/chartex" xmlns:cx6="http://schemas.microsoft.com/office/drawing/2016/5/12/chartex" xmlns:cx7="http://schemas.microsoft.com/office/drawing/2016/5/13/chartex" xmlns:cx8="http://schemas.microsoft.com/office/drawing/2016/5/14/chartex" xmlns:mc="http://schemas.openxmlformats.org/markup-compatibility/2006" xmlns:aink="http://schemas.microsoft.com/office/drawing/2016/ink" xmlns:am3d="http://schemas.microsoft.com/office/drawing/2017/model3d" xmlns:o="urn:schemas-microsoft-com:office:office" xmlns:oel="http://schemas.microsoft.com/office/2019/extlst" xmlns:r="http://schemas.openxmlformats.org/officeDocument/2006/relationships" xmlns:m="http://schemas.openxmlformats.org/officeDocument/2006/math" xmlns:v="urn:schemas-microsoft-com:vml" xmlns:wp14="http://schemas.microsoft.com/office/word/2010/wordprocessingDrawing" xmlns:wp="http://schemas.openxmlformats.org/drawingml/2006/wordprocessingDrawing" xmlns:w10="urn:schemas-microsoft-com:office:word" xmlns:w="http://schemas.openxmlformats.org/wordprocessingml/2006/main" xmlns:w14="http://schemas.microsoft.com/office/word/2010/wordml" xmlns:w15="http://schemas.microsoft.com/office/word/2012/wordml" xmlns:w16cex="http://schemas.microsoft.com/office/word/2018/wordml/cex" xmlns:w16cid="http://schemas.microsoft.com/office/word/2016/wordml/cid" xmlns:w16="http://schemas.microsoft.com/office/word/2018/wordml" xmlns:w16sdtdh="http://schemas.microsoft.com/office/word/2020/wordml/sdtdatahash" xmlns:w16se="http://schemas.microsoft.com/office/word/2015/wordml/symex" xmlns:wpg="http://schemas.microsoft.com/office/word/2010/wordprocessingGroup" xmlns:wpi="http://schemas.microsoft.com/office/word/2010/wordprocessingInk" xmlns:wne="http://schemas.microsoft.com/office/word/2006/wordml" xmlns:wps="http://schemas.microsoft.com/office/word/2010/wordprocessingShape" mc:Ignorable="w14 w15 w16se w16cid w16 w16cex w16sdtdh wp14">
+<w:numbering xmlns:wpc="http://schemas.microsoft.com/office/word/2010/wordprocessingCanvas" xmlns:cx="http://schemas.microsoft.com/office/drawing/2014/chartex" xmlns:cx1="http://schemas.microsoft.com/office/drawing/2015/9/8/chartex" xmlns:cx2="http://schemas.microsoft.com/office/drawing/2015/10/21/chartex" xmlns:cx3="http://schemas.microsoft.com/office/drawing/2016/5/9/chartex" xmlns:cx4="http://schemas.microsoft.com/office/drawing/2016/5/10/chartex" xmlns:cx5="http://schemas.microsoft.com/office/drawing/2016/5/11/chartex" xmlns:cx6="http://schemas.microsoft.com/office/drawing/2016/5/12/chartex" xmlns:cx7="http://schemas.microsoft.com/office/drawing/2016/5/13/chartex" xmlns:cx8="http://schemas.microsoft.com/office/drawing/2016/5/14/chartex" xmlns:mc="http://schemas.openxmlformats.org/markup-compatibility/2006" xmlns:aink="http://schemas.microsoft.com/office/drawing/2016/ink" xmlns:am3d="http://schemas.microsoft.com/office/drawing/2017/model3d" xmlns:o="urn:schemas-microsoft-com:office:office" xmlns:oel="http://schemas.microsoft.com/office/2019/extlst" xmlns:r="http://schemas.openxmlformats.org/officeDocument/2006/relationships" xmlns:m="http://schemas.openxmlformats.org/officeDocument/2006/math" xmlns:v="urn:schemas-microsoft-com:vml" xmlns:wp14="http://schemas.microsoft.com/office/word/2010/wordprocessingDrawing" xmlns:wp="http://schemas.openxmlformats.org/drawingml/2006/wordprocessingDrawing" xmlns:w10="urn:schemas-microsoft-com:office:word" xmlns:w="http://schemas.openxmlformats.org/wordprocessingml/2006/main" xmlns:w14="http://schemas.microsoft.com/office/word/2010/wordml" xmlns:w15="http://schemas.microsoft.com/office/word/2012/wordml" xmlns:w16cex="http://schemas.microsoft.com/office/word/2018/wordml/cex" xmlns:w16cid="http://schemas.microsoft.com/office/word/2016/wordml/cid" xmlns:w16="http://schemas.microsoft.com/office/word/2018/wordml" xmlns:w16du="http://schemas.microsoft.com/office/word/2023/wordml/word16du" xmlns:w16sdtdh="http://schemas.microsoft.com/office/word/2020/wordml/sdtdatahash" xmlns:w16sdtfl="http://schemas.microsoft.com/office/word/2024/wordml/sdtformatlock" xmlns:w16se="http://schemas.microsoft.com/office/word/2015/wordml/symex" xmlns:wpg="http://schemas.microsoft.com/office/word/2010/wordprocessingGroup" xmlns:wpi="http://schemas.microsoft.com/office/word/2010/wordprocessingInk" xmlns:wne="http://schemas.microsoft.com/office/word/2006/wordml" xmlns:wps="http://schemas.microsoft.com/office/word/2010/wordprocessingShape" mc:Ignorable="w14 w15 w16se w16cid w16 w16cex w16sdtdh w16sdtfl w16du wp14">
   <w:abstractNum w:abstractNumId="0" w15:restartNumberingAfterBreak="0">
     <w:nsid w:val="2CEF09AC"/>
     <w:multiLevelType w:val="hybridMultilevel"/>
@@ -1773,7 +1198,7 @@
 </file>
 
 <file path=word/styles.xml><?xml version="1.0" encoding="utf-8"?>
-<w:styles xmlns:mc="http://schemas.openxmlformats.org/markup-compatibility/2006" xmlns:r="http://schemas.openxmlformats.org/officeDocument/2006/relationships" xmlns:w="http://schemas.openxmlformats.org/wordprocessingml/2006/main" xmlns:w14="http://schemas.microsoft.com/office/word/2010/wordml" xmlns:w15="http://schemas.microsoft.com/office/word/2012/wordml" xmlns:w16cex="http://schemas.microsoft.com/office/word/2018/wordml/cex" xmlns:w16cid="http://schemas.microsoft.com/office/word/2016/wordml/cid" xmlns:w16="http://schemas.microsoft.com/office/word/2018/wordml" xmlns:w16sdtdh="http://schemas.microsoft.com/office/word/2020/wordml/sdtdatahash" xmlns:w16se="http://schemas.microsoft.com/office/word/2015/wordml/symex" mc:Ignorable="w14 w15 w16se w16cid w16 w16cex w16sdtdh">
+<w:styles xmlns:mc="http://schemas.openxmlformats.org/markup-compatibility/2006" xmlns:r="http://schemas.openxmlformats.org/officeDocument/2006/relationships" xmlns:w="http://schemas.openxmlformats.org/wordprocessingml/2006/main" xmlns:w14="http://schemas.microsoft.com/office/word/2010/wordml" xmlns:w15="http://schemas.microsoft.com/office/word/2012/wordml" xmlns:w16cex="http://schemas.microsoft.com/office/word/2018/wordml/cex" xmlns:w16cid="http://schemas.microsoft.com/office/word/2016/wordml/cid" xmlns:w16="http://schemas.microsoft.com/office/word/2018/wordml" xmlns:w16du="http://schemas.microsoft.com/office/word/2023/wordml/word16du" xmlns:w16sdtdh="http://schemas.microsoft.com/office/word/2020/wordml/sdtdatahash" xmlns:w16sdtfl="http://schemas.microsoft.com/office/word/2024/wordml/sdtformatlock" xmlns:w16se="http://schemas.microsoft.com/office/word/2015/wordml/symex" mc:Ignorable="w14 w15 w16se w16cid w16 w16cex w16sdtdh w16sdtfl w16du">
   <w:docDefaults>
     <w:rPrDefault>
       <w:rPr>
